--- a/specifications/TMFC061-WorkOrderManagement/Diagrams/TMFC061_Work_Order_Management.docx
+++ b/specifications/TMFC061-WorkOrderManagement/Diagrams/TMFC061_Work_Order_Management.docx
@@ -210,620 +210,6 @@
         <w:t>eTOM Processes, SID Data Entities and Functional Framework Functions</w:t>
       </w:r>
     </w:p>
-    <w:p>
-      <w:pPr>
-        <w:pStyle w:val="Heading2"/>
-      </w:pPr>
-      <w:r>
-        <w:t>eTOM business activities</w:t>
-      </w:r>
-    </w:p>
-    <w:p>
-      <w:r>
-        <w:t>eTOM business activities this ODA Component is responsible for:</w:t>
-      </w:r>
-    </w:p>
-    <w:tbl>
-      <w:tblPr>
-        <w:tblStyle w:val="ScrollTableNormal"/>
-        <w:tblW w:type="auto" w:w="0"/>
-        <w:tblLayout w:type="autofit"/>
-        <w:tblLook w:val="04A0" w:firstRow="1" w:lastRow="0" w:firstColumn="0" w:lastColumn="0" w:noHBand="0" w:noVBand="1"/>
-        <w:tblBorders>
-          <w:top w:val="single" w:sz="4" w:space="0" w:color="999999"/>
-          <w:left w:val="single" w:sz="4" w:space="0" w:color="999999"/>
-          <w:bottom w:val="single" w:sz="4" w:space="0" w:color="999999"/>
-          <w:right w:val="single" w:sz="4" w:space="0" w:color="999999"/>
-          <w:insideH w:val="single" w:sz="4" w:space="0" w:color="999999"/>
-          <w:insideV w:val="single" w:sz="4" w:space="0" w:color="999999"/>
-        </w:tblBorders>
-      </w:tblPr>
-      <w:tblGrid>
-        <w:gridCol w:w="2124"/>
-        <w:gridCol w:w="2124"/>
-        <w:gridCol w:w="2124"/>
-        <w:gridCol w:w="2124"/>
-      </w:tblGrid>
-      <w:tr>
-        <w:trPr>
-          <w:tblHeader/>
-        </w:trPr>
-        <w:tc>
-          <w:tcPr>
-            <w:tcW w:type="dxa" w:w="1404"/>
-          </w:tcPr>
-          <w:p>
-            <w:r/>
-            <w:r>
-              <w:rPr>
-                <w:b/>
-              </w:rPr>
-              <w:t>Identifier</w:t>
-            </w:r>
-          </w:p>
-        </w:tc>
-        <w:tc>
-          <w:tcPr>
-            <w:tcW w:type="dxa" w:w="1123"/>
-          </w:tcPr>
-          <w:p>
-            <w:r/>
-            <w:r>
-              <w:rPr>
-                <w:b/>
-              </w:rPr>
-              <w:t>Level</w:t>
-            </w:r>
-          </w:p>
-        </w:tc>
-        <w:tc>
-          <w:tcPr>
-            <w:tcW w:type="dxa" w:w="3463"/>
-          </w:tcPr>
-          <w:p>
-            <w:r/>
-            <w:r>
-              <w:rPr>
-                <w:b/>
-              </w:rPr>
-              <w:t>Business Activity Name</w:t>
-            </w:r>
-          </w:p>
-        </w:tc>
-        <w:tc>
-          <w:tcPr>
-            <w:tcW w:type="dxa" w:w="3370"/>
-          </w:tcPr>
-          <w:p>
-            <w:r/>
-            <w:r>
-              <w:rPr>
-                <w:b/>
-              </w:rPr>
-              <w:t>Description</w:t>
-            </w:r>
-          </w:p>
-        </w:tc>
-      </w:tr>
-      <w:tr>
-        <w:tc>
-          <w:tcPr>
-            <w:tcW w:type="dxa" w:w="1404"/>
-          </w:tcPr>
-          <w:p>
-            <w:r/>
-            <w:r>
-              <w:t>1.5.5</w:t>
-            </w:r>
-          </w:p>
-        </w:tc>
-        <w:tc>
-          <w:tcPr>
-            <w:tcW w:type="dxa" w:w="1123"/>
-          </w:tcPr>
-          <w:p>
-            <w:r/>
-            <w:r>
-              <w:t>L2</w:t>
-            </w:r>
-          </w:p>
-        </w:tc>
-        <w:tc>
-          <w:tcPr>
-            <w:tcW w:type="dxa" w:w="3463"/>
-          </w:tcPr>
-          <w:p>
-            <w:r/>
-            <w:r>
-              <w:t>Resource Order Management</w:t>
-            </w:r>
-          </w:p>
-        </w:tc>
-        <w:tc>
-          <w:tcPr>
-            <w:tcW w:type="dxa" w:w="3370"/>
-          </w:tcPr>
-          <w:p>
-            <w:r/>
-            <w:r>
-              <w:t>Resource Order Management business process directs and controls ordering, scheduling, and allocation of resources (such as materials, equipment, and personnel) within the business. / Resource Order Management includes managing the capture of resource orders, sheduling works to support the resoure order, managing the fullfillment of resource orders, picking/packing, shipping, tracking and closing orders.</w:t>
-            </w:r>
-          </w:p>
-        </w:tc>
-      </w:tr>
-      <w:tr>
-        <w:tc>
-          <w:tcPr>
-            <w:tcW w:type="dxa" w:w="1404"/>
-          </w:tcPr>
-          <w:p>
-            <w:r/>
-            <w:r>
-              <w:t>1.5.5.7</w:t>
-            </w:r>
-          </w:p>
-        </w:tc>
-        <w:tc>
-          <w:tcPr>
-            <w:tcW w:type="dxa" w:w="1123"/>
-          </w:tcPr>
-          <w:p>
-            <w:r/>
-            <w:r>
-              <w:t>L3</w:t>
-            </w:r>
-          </w:p>
-        </w:tc>
-        <w:tc>
-          <w:tcPr>
-            <w:tcW w:type="dxa" w:w="3463"/>
-          </w:tcPr>
-          <w:p>
-            <w:r/>
-            <w:r>
-              <w:t>Manage Resource Work Order</w:t>
-            </w:r>
-          </w:p>
-        </w:tc>
-        <w:tc>
-          <w:tcPr>
-            <w:tcW w:type="dxa" w:w="3370"/>
-          </w:tcPr>
-          <w:p>
-            <w:r/>
-            <w:r>
-              <w:t>Manage Resource Order Work business activity directs and controls all work that are required to fulfill an aproved resource order by ensuring the work related to the order is planned, executed and closed in a timely and efficient manner. / Manage Resource Order Work business activity includes activities to "Initiate Resource Work Order", "Create Resource Work Order", "Review Resource Work Order", "Plan Resource Work Order", "Close Resource Work Order", "Analyze Resource Work Order" and "Report Resource Work Order".</w:t>
-            </w:r>
-          </w:p>
-        </w:tc>
-      </w:tr>
-      <w:tr>
-        <w:tc>
-          <w:tcPr>
-            <w:tcW w:type="dxa" w:w="1404"/>
-          </w:tcPr>
-          <w:p>
-            <w:r/>
-            <w:r>
-              <w:t>1.5.19</w:t>
-            </w:r>
-          </w:p>
-        </w:tc>
-        <w:tc>
-          <w:tcPr>
-            <w:tcW w:type="dxa" w:w="1123"/>
-          </w:tcPr>
-          <w:p>
-            <w:r/>
-            <w:r>
-              <w:t>L2</w:t>
-            </w:r>
-          </w:p>
-        </w:tc>
-        <w:tc>
-          <w:tcPr>
-            <w:tcW w:type="dxa" w:w="3463"/>
-          </w:tcPr>
-          <w:p>
-            <w:r/>
-            <w:r>
-              <w:t>Resource Specification Management</w:t>
-            </w:r>
-          </w:p>
-        </w:tc>
-        <w:tc>
-          <w:tcPr>
-            <w:tcW w:type="dxa" w:w="3370"/>
-          </w:tcPr>
-          <w:p>
-            <w:r/>
-            <w:r>
-              <w:rPr>
-                <w:b/>
-              </w:rPr>
-              <w:t>[Data-quality issue: this row's Description in the source document is a verbatim copy of activity 1.5.5.7's description, not a description of "Resource Specification Management."]</w:t>
-            </w:r>
-            <w:r>
-              <w:t xml:space="preserve"> Manage Resource Order Work business activity directs and controls all work that are required to fulfill an aproved resource order by ensuring the work related to the order is planned, executed and closed in a timely and efficient manner. / Manage Resource Order Work business activity includes activities to "Initiate Resource Work Order", "Create Resource Work Order", "Review Resource Work Order", "Plan Resource Work Order", "Close Resource Work Order", "Analyze Resource Work Order" and "Report Resource Work Order".</w:t>
-            </w:r>
-          </w:p>
-        </w:tc>
-      </w:tr>
-      <w:tr>
-        <w:tc>
-          <w:tcPr>
-            <w:tcW w:type="dxa" w:w="1404"/>
-          </w:tcPr>
-          <w:p>
-            <w:r/>
-            <w:r>
-              <w:t>1.5.19.1</w:t>
-            </w:r>
-          </w:p>
-        </w:tc>
-        <w:tc>
-          <w:tcPr>
-            <w:tcW w:type="dxa" w:w="1123"/>
-          </w:tcPr>
-          <w:p>
-            <w:r/>
-            <w:r>
-              <w:t>L3</w:t>
-            </w:r>
-          </w:p>
-        </w:tc>
-        <w:tc>
-          <w:tcPr>
-            <w:tcW w:type="dxa" w:w="3463"/>
-          </w:tcPr>
-          <w:p>
-            <w:r/>
-            <w:r>
-              <w:t>Develop Resource Specifications</w:t>
-            </w:r>
-          </w:p>
-        </w:tc>
-        <w:tc>
-          <w:tcPr>
-            <w:tcW w:type="dxa" w:w="3370"/>
-          </w:tcPr>
-          <w:p>
-            <w:r/>
-            <w:r>
-              <w:t>Develop Resource Specification business activity define and elaborate on the conditions for meeting resource requirement for consistency, quality, functionality and fit for purpose. / This activity leverages captured resource requirements and resource preferences and builds in tolerances according to stakeholders for suppliers to adhere to.</w:t>
-            </w:r>
-          </w:p>
-        </w:tc>
-      </w:tr>
-      <w:tr>
-        <w:tc>
-          <w:tcPr>
-            <w:tcW w:type="dxa" w:w="1404"/>
-          </w:tcPr>
-          <w:p>
-            <w:r/>
-            <w:r>
-              <w:t>1.5.19.2</w:t>
-            </w:r>
-          </w:p>
-        </w:tc>
-        <w:tc>
-          <w:tcPr>
-            <w:tcW w:type="dxa" w:w="1123"/>
-          </w:tcPr>
-          <w:p>
-            <w:r/>
-            <w:r>
-              <w:t>L3</w:t>
-            </w:r>
-          </w:p>
-        </w:tc>
-        <w:tc>
-          <w:tcPr>
-            <w:tcW w:type="dxa" w:w="3463"/>
-          </w:tcPr>
-          <w:p>
-            <w:r/>
-            <w:r>
-              <w:t>Master Resource Specifications</w:t>
-            </w:r>
-          </w:p>
-        </w:tc>
-        <w:tc>
-          <w:tcPr>
-            <w:tcW w:type="dxa" w:w="3370"/>
-          </w:tcPr>
-          <w:p>
-            <w:r/>
-            <w:r>
-              <w:t>Master Resource Specifications business activity learn and understand the collection of resource specifications in order to manage improvement or evolution of standards that will used for design and construction of resource. / This business activity is used by organizations to establish a collection of standardized, pre-written specifications or guide specifications that can be used by resource designers, resource architects, and other resource construction entities.</w:t>
-            </w:r>
-          </w:p>
-        </w:tc>
-      </w:tr>
-      <w:tr>
-        <w:tc>
-          <w:tcPr>
-            <w:tcW w:type="dxa" w:w="1404"/>
-          </w:tcPr>
-          <w:p>
-            <w:r/>
-            <w:r>
-              <w:t>1.5.19.3</w:t>
-            </w:r>
-          </w:p>
-        </w:tc>
-        <w:tc>
-          <w:tcPr>
-            <w:tcW w:type="dxa" w:w="1123"/>
-          </w:tcPr>
-          <w:p>
-            <w:r/>
-            <w:r>
-              <w:t>L3</w:t>
-            </w:r>
-          </w:p>
-        </w:tc>
-        <w:tc>
-          <w:tcPr>
-            <w:tcW w:type="dxa" w:w="3463"/>
-          </w:tcPr>
-          <w:p>
-            <w:r/>
-            <w:r>
-              <w:t>Analyze Resource Specifications</w:t>
-            </w:r>
-          </w:p>
-        </w:tc>
-        <w:tc>
-          <w:tcPr>
-            <w:tcW w:type="dxa" w:w="3370"/>
-          </w:tcPr>
-          <w:p>
-            <w:r/>
-            <w:r>
-              <w:t>Analyze Resource Specifications business activity research, assess and evaluate performance criteria and factors to develop, master, control/update resource specifications for resource requirement adherence. / This business activity can include multiple analyzes of resources specifications, including standard analysis (based on empirical research) or custom analysis (based on other standards). Analysis of Resource Specification include testing Resource specifications and the ability to meet business requirements, as well as conform to operational mandates.</w:t>
-            </w:r>
-          </w:p>
-        </w:tc>
-      </w:tr>
-      <w:tr>
-        <w:tc>
-          <w:tcPr>
-            <w:tcW w:type="dxa" w:w="1404"/>
-          </w:tcPr>
-          <w:p>
-            <w:r/>
-            <w:r>
-              <w:t>1.5.19.4</w:t>
-            </w:r>
-          </w:p>
-        </w:tc>
-        <w:tc>
-          <w:tcPr>
-            <w:tcW w:type="dxa" w:w="1123"/>
-          </w:tcPr>
-          <w:p>
-            <w:r/>
-            <w:r>
-              <w:t>L3</w:t>
-            </w:r>
-          </w:p>
-        </w:tc>
-        <w:tc>
-          <w:tcPr>
-            <w:tcW w:type="dxa" w:w="3463"/>
-          </w:tcPr>
-          <w:p>
-            <w:r/>
-            <w:r>
-              <w:t>Update and Version Resource Specifications</w:t>
-            </w:r>
-          </w:p>
-        </w:tc>
-        <w:tc>
-          <w:tcPr>
-            <w:tcW w:type="dxa" w:w="3370"/>
-          </w:tcPr>
-          <w:p>
-            <w:r/>
-            <w:r>
-              <w:t>Update and Version Resource Specifications business activity update and track changes to existing resource specifications according to versioning policies to support requirement management. / This business activity manages all changes to resource specifications over their lifecycle. Resource specification versioning is an effective means to communicate changes to resource specifications, so that resource planners and consumers know what to expect. It includes communicating when changes are made to resource specification properties.</w:t>
-            </w:r>
-          </w:p>
-        </w:tc>
-      </w:tr>
-    </w:tbl>
-    <w:p/>
-    <w:p>
-      <w:pPr>
-        <w:pStyle w:val="Heading2"/>
-      </w:pPr>
-      <w:r>
-        <w:t>SID ABEs</w:t>
-      </w:r>
-    </w:p>
-    <w:p>
-      <w:r>
-        <w:t>SID ABEs this ODA Component is responsible for:</w:t>
-      </w:r>
-    </w:p>
-    <w:tbl>
-      <w:tblPr>
-        <w:tblStyle w:val="ScrollTableNormal"/>
-        <w:tblW w:type="auto" w:w="0"/>
-        <w:tblLayout w:type="autofit"/>
-        <w:tblLook w:val="04A0" w:firstRow="1" w:lastRow="0" w:firstColumn="0" w:lastColumn="0" w:noHBand="0" w:noVBand="1"/>
-        <w:tblBorders>
-          <w:top w:val="single" w:sz="4" w:space="0" w:color="999999"/>
-          <w:left w:val="single" w:sz="4" w:space="0" w:color="999999"/>
-          <w:bottom w:val="single" w:sz="4" w:space="0" w:color="999999"/>
-          <w:right w:val="single" w:sz="4" w:space="0" w:color="999999"/>
-          <w:insideH w:val="single" w:sz="4" w:space="0" w:color="999999"/>
-          <w:insideV w:val="single" w:sz="4" w:space="0" w:color="999999"/>
-        </w:tblBorders>
-      </w:tblPr>
-      <w:tblGrid>
-        <w:gridCol w:w="2124"/>
-        <w:gridCol w:w="2124"/>
-        <w:gridCol w:w="2124"/>
-        <w:gridCol w:w="2124"/>
-      </w:tblGrid>
-      <w:tr>
-        <w:trPr>
-          <w:tblHeader/>
-        </w:trPr>
-        <w:tc>
-          <w:tcPr>
-            <w:tcW w:type="dxa" w:w="1498"/>
-          </w:tcPr>
-          <w:p>
-            <w:r/>
-            <w:r>
-              <w:rPr>
-                <w:b/>
-              </w:rPr>
-              <w:t>SID ABE Level 1</w:t>
-            </w:r>
-          </w:p>
-        </w:tc>
-        <w:tc>
-          <w:tcPr>
-            <w:tcW w:type="dxa" w:w="2340"/>
-          </w:tcPr>
-          <w:p>
-            <w:r/>
-            <w:r>
-              <w:rPr>
-                <w:b/>
-              </w:rPr>
-              <w:t>SID ABE Level 2 (or set of BEs)</w:t>
-            </w:r>
-          </w:p>
-        </w:tc>
-        <w:tc>
-          <w:tcPr>
-            <w:tcW w:type="dxa" w:w="2808"/>
-          </w:tcPr>
-          <w:p>
-            <w:r/>
-            <w:r>
-              <w:rPr>
-                <w:b/>
-              </w:rPr>
-              <w:t>SID ABE L1 Definition</w:t>
-            </w:r>
-          </w:p>
-        </w:tc>
-        <w:tc>
-          <w:tcPr>
-            <w:tcW w:type="dxa" w:w="2714"/>
-          </w:tcPr>
-          <w:p>
-            <w:r/>
-            <w:r>
-              <w:rPr>
-                <w:b/>
-              </w:rPr>
-              <w:t>SID ABE L2 Definition</w:t>
-            </w:r>
-          </w:p>
-        </w:tc>
-      </w:tr>
-      <w:tr>
-        <w:tc>
-          <w:tcPr>
-            <w:tcW w:type="dxa" w:w="1498"/>
-          </w:tcPr>
-          <w:p>
-            <w:r/>
-            <w:r>
-              <w:t>Workforce</w:t>
-            </w:r>
-          </w:p>
-        </w:tc>
-        <w:tc>
-          <w:tcPr>
-            <w:tcW w:type="dxa" w:w="2340"/>
-          </w:tcPr>
-          <w:p>
-            <w:r/>
-            <w:r>
-              <w:t>Work Specification</w:t>
-            </w:r>
-          </w:p>
-        </w:tc>
-        <w:tc>
-          <w:tcPr>
-            <w:tcW w:type="dxa" w:w="2808"/>
-          </w:tcPr>
-          <w:p>
-            <w:r/>
-            <w:r>
-              <w:t>The Workforce ABE models the human and other field resources with their roles, skills, calendar, and other characteristics. It also models the work description and reservation and assignment of a technician to a task. It contains Work, Work Specification, WorkforceResource, and WorkforceSchedule.</w:t>
-            </w:r>
-          </w:p>
-        </w:tc>
-        <w:tc>
-          <w:tcPr>
-            <w:tcW w:type="dxa" w:w="2714"/>
-          </w:tcPr>
-          <w:p>
-            <w:r/>
-            <w:r>
-              <w:t>The WorkSpecification specifies a kind of work that can be performed manually by a technician. Two key entities that comprise the WorkSpecification ABE are WorkSpecification and WorkSpecFulfillmentRate.</w:t>
-            </w:r>
-          </w:p>
-        </w:tc>
-      </w:tr>
-      <w:tr>
-        <w:tc>
-          <w:tcPr>
-            <w:tcW w:type="dxa" w:w="1498"/>
-          </w:tcPr>
-          <w:p>
-            <w:r/>
-            <w:r>
-              <w:t>Project</w:t>
-            </w:r>
-          </w:p>
-        </w:tc>
-        <w:tc>
-          <w:tcPr>
-            <w:tcW w:type="dxa" w:w="2340"/>
-          </w:tcPr>
-          <w:p>
-            <w:r/>
-            <w:r>
-              <w:t>Work Order</w:t>
-            </w:r>
-          </w:p>
-        </w:tc>
-        <w:tc>
-          <w:tcPr>
-            <w:tcW w:type="dxa" w:w="2808"/>
-          </w:tcPr>
-          <w:p>
-            <w:r/>
-            <w:r>
-              <w:t>The Project ABE represents the tools used by project managers to ensure that enterprise objectives of quality, cost and time are achieved by planning and scheduling work. It uses common industry definitions of Project, Work Breakdown Structure and Activity to provide support to project managers.</w:t>
-            </w:r>
-          </w:p>
-        </w:tc>
-        <w:tc>
-          <w:tcPr>
-            <w:tcW w:type="dxa" w:w="2714"/>
-          </w:tcPr>
-          <w:p>
-            <w:r/>
-            <w:r>
-              <w:t>*(no description available)*</w:t>
-            </w:r>
-          </w:p>
-        </w:tc>
-      </w:tr>
-    </w:tbl>
-    <w:p/>
     <w:p>
       <w:pPr>
         <w:pStyle w:val="Heading2"/>
@@ -881,6 +267,620 @@
         <w:pStyle w:val="Heading2"/>
       </w:pPr>
       <w:r>
+        <w:t>eTOM business activities</w:t>
+      </w:r>
+    </w:p>
+    <w:p>
+      <w:r>
+        <w:t>eTOM business activities this ODA Component is responsible for:</w:t>
+      </w:r>
+    </w:p>
+    <w:tbl>
+      <w:tblPr>
+        <w:tblStyle w:val="ScrollTableNormal"/>
+        <w:tblW w:type="auto" w:w="0"/>
+        <w:tblLayout w:type="autofit"/>
+        <w:tblLook w:val="04A0" w:firstRow="1" w:lastRow="0" w:firstColumn="0" w:lastColumn="0" w:noHBand="0" w:noVBand="1"/>
+        <w:tblBorders>
+          <w:top w:val="single" w:sz="4" w:space="0" w:color="999999"/>
+          <w:left w:val="single" w:sz="4" w:space="0" w:color="999999"/>
+          <w:bottom w:val="single" w:sz="4" w:space="0" w:color="999999"/>
+          <w:right w:val="single" w:sz="4" w:space="0" w:color="999999"/>
+          <w:insideH w:val="single" w:sz="4" w:space="0" w:color="999999"/>
+          <w:insideV w:val="single" w:sz="4" w:space="0" w:color="999999"/>
+        </w:tblBorders>
+      </w:tblPr>
+      <w:tblGrid>
+        <w:gridCol w:w="2124"/>
+        <w:gridCol w:w="2124"/>
+        <w:gridCol w:w="2124"/>
+        <w:gridCol w:w="2124"/>
+      </w:tblGrid>
+      <w:tr>
+        <w:trPr>
+          <w:tblHeader/>
+        </w:trPr>
+        <w:tc>
+          <w:tcPr>
+            <w:tcW w:type="dxa" w:w="1404"/>
+          </w:tcPr>
+          <w:p>
+            <w:r/>
+            <w:r>
+              <w:rPr>
+                <w:b/>
+              </w:rPr>
+              <w:t>Identifier</w:t>
+            </w:r>
+          </w:p>
+        </w:tc>
+        <w:tc>
+          <w:tcPr>
+            <w:tcW w:type="dxa" w:w="1123"/>
+          </w:tcPr>
+          <w:p>
+            <w:r/>
+            <w:r>
+              <w:rPr>
+                <w:b/>
+              </w:rPr>
+              <w:t>Level</w:t>
+            </w:r>
+          </w:p>
+        </w:tc>
+        <w:tc>
+          <w:tcPr>
+            <w:tcW w:type="dxa" w:w="3463"/>
+          </w:tcPr>
+          <w:p>
+            <w:r/>
+            <w:r>
+              <w:rPr>
+                <w:b/>
+              </w:rPr>
+              <w:t>Business Activity Name</w:t>
+            </w:r>
+          </w:p>
+        </w:tc>
+        <w:tc>
+          <w:tcPr>
+            <w:tcW w:type="dxa" w:w="3370"/>
+          </w:tcPr>
+          <w:p>
+            <w:r/>
+            <w:r>
+              <w:rPr>
+                <w:b/>
+              </w:rPr>
+              <w:t>Description</w:t>
+            </w:r>
+          </w:p>
+        </w:tc>
+      </w:tr>
+      <w:tr>
+        <w:tc>
+          <w:tcPr>
+            <w:tcW w:type="dxa" w:w="1404"/>
+          </w:tcPr>
+          <w:p>
+            <w:r/>
+            <w:r>
+              <w:t>1.5.5</w:t>
+            </w:r>
+          </w:p>
+        </w:tc>
+        <w:tc>
+          <w:tcPr>
+            <w:tcW w:type="dxa" w:w="1123"/>
+          </w:tcPr>
+          <w:p>
+            <w:r/>
+            <w:r>
+              <w:t>L2</w:t>
+            </w:r>
+          </w:p>
+        </w:tc>
+        <w:tc>
+          <w:tcPr>
+            <w:tcW w:type="dxa" w:w="3463"/>
+          </w:tcPr>
+          <w:p>
+            <w:r/>
+            <w:r>
+              <w:t>Resource Order Management</w:t>
+            </w:r>
+          </w:p>
+        </w:tc>
+        <w:tc>
+          <w:tcPr>
+            <w:tcW w:type="dxa" w:w="3370"/>
+          </w:tcPr>
+          <w:p>
+            <w:r/>
+            <w:r>
+              <w:t>Resource Order Management business process directs and controls ordering, scheduling, and allocation of resources (such as materials, equipment, and personnel) within the business. / Resource Order Management includes managing the capture of resource orders, sheduling works to support the resoure order, managing the fullfillment of resource orders, picking/packing, shipping, tracking and closing orders.</w:t>
+            </w:r>
+          </w:p>
+        </w:tc>
+      </w:tr>
+      <w:tr>
+        <w:tc>
+          <w:tcPr>
+            <w:tcW w:type="dxa" w:w="1404"/>
+          </w:tcPr>
+          <w:p>
+            <w:r/>
+            <w:r>
+              <w:t>1.5.5.7</w:t>
+            </w:r>
+          </w:p>
+        </w:tc>
+        <w:tc>
+          <w:tcPr>
+            <w:tcW w:type="dxa" w:w="1123"/>
+          </w:tcPr>
+          <w:p>
+            <w:r/>
+            <w:r>
+              <w:t>L3</w:t>
+            </w:r>
+          </w:p>
+        </w:tc>
+        <w:tc>
+          <w:tcPr>
+            <w:tcW w:type="dxa" w:w="3463"/>
+          </w:tcPr>
+          <w:p>
+            <w:r/>
+            <w:r>
+              <w:t>Manage Resource Work Order</w:t>
+            </w:r>
+          </w:p>
+        </w:tc>
+        <w:tc>
+          <w:tcPr>
+            <w:tcW w:type="dxa" w:w="3370"/>
+          </w:tcPr>
+          <w:p>
+            <w:r/>
+            <w:r>
+              <w:t>Manage Resource Order Work business activity directs and controls all work that are required to fulfill an aproved resource order by ensuring the work related to the order is planned, executed and closed in a timely and efficient manner. / Manage Resource Order Work business activity includes activities to "Initiate Resource Work Order", "Create Resource Work Order", "Review Resource Work Order", "Plan Resource Work Order", "Close Resource Work Order", "Analyze Resource Work Order" and "Report Resource Work Order".</w:t>
+            </w:r>
+          </w:p>
+        </w:tc>
+      </w:tr>
+      <w:tr>
+        <w:tc>
+          <w:tcPr>
+            <w:tcW w:type="dxa" w:w="1404"/>
+          </w:tcPr>
+          <w:p>
+            <w:r/>
+            <w:r>
+              <w:t>1.5.19</w:t>
+            </w:r>
+          </w:p>
+        </w:tc>
+        <w:tc>
+          <w:tcPr>
+            <w:tcW w:type="dxa" w:w="1123"/>
+          </w:tcPr>
+          <w:p>
+            <w:r/>
+            <w:r>
+              <w:t>L2</w:t>
+            </w:r>
+          </w:p>
+        </w:tc>
+        <w:tc>
+          <w:tcPr>
+            <w:tcW w:type="dxa" w:w="3463"/>
+          </w:tcPr>
+          <w:p>
+            <w:r/>
+            <w:r>
+              <w:t>Resource Specification Management</w:t>
+            </w:r>
+          </w:p>
+        </w:tc>
+        <w:tc>
+          <w:tcPr>
+            <w:tcW w:type="dxa" w:w="3370"/>
+          </w:tcPr>
+          <w:p>
+            <w:r/>
+            <w:r>
+              <w:rPr>
+                <w:b/>
+              </w:rPr>
+              <w:t>[Data-quality issue: this row's Description in the source document is a verbatim copy of activity 1.5.5.7's description, not a description of "Resource Specification Management."]</w:t>
+            </w:r>
+            <w:r>
+              <w:t xml:space="preserve"> Manage Resource Order Work business activity directs and controls all work that are required to fulfill an aproved resource order by ensuring the work related to the order is planned, executed and closed in a timely and efficient manner. / Manage Resource Order Work business activity includes activities to "Initiate Resource Work Order", "Create Resource Work Order", "Review Resource Work Order", "Plan Resource Work Order", "Close Resource Work Order", "Analyze Resource Work Order" and "Report Resource Work Order".</w:t>
+            </w:r>
+          </w:p>
+        </w:tc>
+      </w:tr>
+      <w:tr>
+        <w:tc>
+          <w:tcPr>
+            <w:tcW w:type="dxa" w:w="1404"/>
+          </w:tcPr>
+          <w:p>
+            <w:r/>
+            <w:r>
+              <w:t>1.5.19.1</w:t>
+            </w:r>
+          </w:p>
+        </w:tc>
+        <w:tc>
+          <w:tcPr>
+            <w:tcW w:type="dxa" w:w="1123"/>
+          </w:tcPr>
+          <w:p>
+            <w:r/>
+            <w:r>
+              <w:t>L3</w:t>
+            </w:r>
+          </w:p>
+        </w:tc>
+        <w:tc>
+          <w:tcPr>
+            <w:tcW w:type="dxa" w:w="3463"/>
+          </w:tcPr>
+          <w:p>
+            <w:r/>
+            <w:r>
+              <w:t>Develop Resource Specifications</w:t>
+            </w:r>
+          </w:p>
+        </w:tc>
+        <w:tc>
+          <w:tcPr>
+            <w:tcW w:type="dxa" w:w="3370"/>
+          </w:tcPr>
+          <w:p>
+            <w:r/>
+            <w:r>
+              <w:t>Develop Resource Specification business activity define and elaborate on the conditions for meeting resource requirement for consistency, quality, functionality and fit for purpose. / This activity leverages captured resource requirements and resource preferences and builds in tolerances according to stakeholders for suppliers to adhere to.</w:t>
+            </w:r>
+          </w:p>
+        </w:tc>
+      </w:tr>
+      <w:tr>
+        <w:tc>
+          <w:tcPr>
+            <w:tcW w:type="dxa" w:w="1404"/>
+          </w:tcPr>
+          <w:p>
+            <w:r/>
+            <w:r>
+              <w:t>1.5.19.2</w:t>
+            </w:r>
+          </w:p>
+        </w:tc>
+        <w:tc>
+          <w:tcPr>
+            <w:tcW w:type="dxa" w:w="1123"/>
+          </w:tcPr>
+          <w:p>
+            <w:r/>
+            <w:r>
+              <w:t>L3</w:t>
+            </w:r>
+          </w:p>
+        </w:tc>
+        <w:tc>
+          <w:tcPr>
+            <w:tcW w:type="dxa" w:w="3463"/>
+          </w:tcPr>
+          <w:p>
+            <w:r/>
+            <w:r>
+              <w:t>Master Resource Specifications</w:t>
+            </w:r>
+          </w:p>
+        </w:tc>
+        <w:tc>
+          <w:tcPr>
+            <w:tcW w:type="dxa" w:w="3370"/>
+          </w:tcPr>
+          <w:p>
+            <w:r/>
+            <w:r>
+              <w:t>Master Resource Specifications business activity learn and understand the collection of resource specifications in order to manage improvement or evolution of standards that will used for design and construction of resource. / This business activity is used by organizations to establish a collection of standardized, pre-written specifications or guide specifications that can be used by resource designers, resource architects, and other resource construction entities.</w:t>
+            </w:r>
+          </w:p>
+        </w:tc>
+      </w:tr>
+      <w:tr>
+        <w:tc>
+          <w:tcPr>
+            <w:tcW w:type="dxa" w:w="1404"/>
+          </w:tcPr>
+          <w:p>
+            <w:r/>
+            <w:r>
+              <w:t>1.5.19.3</w:t>
+            </w:r>
+          </w:p>
+        </w:tc>
+        <w:tc>
+          <w:tcPr>
+            <w:tcW w:type="dxa" w:w="1123"/>
+          </w:tcPr>
+          <w:p>
+            <w:r/>
+            <w:r>
+              <w:t>L3</w:t>
+            </w:r>
+          </w:p>
+        </w:tc>
+        <w:tc>
+          <w:tcPr>
+            <w:tcW w:type="dxa" w:w="3463"/>
+          </w:tcPr>
+          <w:p>
+            <w:r/>
+            <w:r>
+              <w:t>Analyze Resource Specifications</w:t>
+            </w:r>
+          </w:p>
+        </w:tc>
+        <w:tc>
+          <w:tcPr>
+            <w:tcW w:type="dxa" w:w="3370"/>
+          </w:tcPr>
+          <w:p>
+            <w:r/>
+            <w:r>
+              <w:t>Analyze Resource Specifications business activity research, assess and evaluate performance criteria and factors to develop, master, control/update resource specifications for resource requirement adherence. / This business activity can include multiple analyzes of resources specifications, including standard analysis (based on empirical research) or custom analysis (based on other standards). Analysis of Resource Specification include testing Resource specifications and the ability to meet business requirements, as well as conform to operational mandates.</w:t>
+            </w:r>
+          </w:p>
+        </w:tc>
+      </w:tr>
+      <w:tr>
+        <w:tc>
+          <w:tcPr>
+            <w:tcW w:type="dxa" w:w="1404"/>
+          </w:tcPr>
+          <w:p>
+            <w:r/>
+            <w:r>
+              <w:t>1.5.19.4</w:t>
+            </w:r>
+          </w:p>
+        </w:tc>
+        <w:tc>
+          <w:tcPr>
+            <w:tcW w:type="dxa" w:w="1123"/>
+          </w:tcPr>
+          <w:p>
+            <w:r/>
+            <w:r>
+              <w:t>L3</w:t>
+            </w:r>
+          </w:p>
+        </w:tc>
+        <w:tc>
+          <w:tcPr>
+            <w:tcW w:type="dxa" w:w="3463"/>
+          </w:tcPr>
+          <w:p>
+            <w:r/>
+            <w:r>
+              <w:t>Update and Version Resource Specifications</w:t>
+            </w:r>
+          </w:p>
+        </w:tc>
+        <w:tc>
+          <w:tcPr>
+            <w:tcW w:type="dxa" w:w="3370"/>
+          </w:tcPr>
+          <w:p>
+            <w:r/>
+            <w:r>
+              <w:t>Update and Version Resource Specifications business activity update and track changes to existing resource specifications according to versioning policies to support requirement management. / This business activity manages all changes to resource specifications over their lifecycle. Resource specification versioning is an effective means to communicate changes to resource specifications, so that resource planners and consumers know what to expect. It includes communicating when changes are made to resource specification properties.</w:t>
+            </w:r>
+          </w:p>
+        </w:tc>
+      </w:tr>
+    </w:tbl>
+    <w:p/>
+    <w:p>
+      <w:pPr>
+        <w:pStyle w:val="Heading2"/>
+      </w:pPr>
+      <w:r>
+        <w:t>SID ABEs</w:t>
+      </w:r>
+    </w:p>
+    <w:p>
+      <w:r>
+        <w:t>SID ABEs this ODA Component is responsible for:</w:t>
+      </w:r>
+    </w:p>
+    <w:tbl>
+      <w:tblPr>
+        <w:tblStyle w:val="ScrollTableNormal"/>
+        <w:tblW w:type="auto" w:w="0"/>
+        <w:tblLayout w:type="autofit"/>
+        <w:tblLook w:val="04A0" w:firstRow="1" w:lastRow="0" w:firstColumn="0" w:lastColumn="0" w:noHBand="0" w:noVBand="1"/>
+        <w:tblBorders>
+          <w:top w:val="single" w:sz="4" w:space="0" w:color="999999"/>
+          <w:left w:val="single" w:sz="4" w:space="0" w:color="999999"/>
+          <w:bottom w:val="single" w:sz="4" w:space="0" w:color="999999"/>
+          <w:right w:val="single" w:sz="4" w:space="0" w:color="999999"/>
+          <w:insideH w:val="single" w:sz="4" w:space="0" w:color="999999"/>
+          <w:insideV w:val="single" w:sz="4" w:space="0" w:color="999999"/>
+        </w:tblBorders>
+      </w:tblPr>
+      <w:tblGrid>
+        <w:gridCol w:w="2124"/>
+        <w:gridCol w:w="2124"/>
+        <w:gridCol w:w="2124"/>
+        <w:gridCol w:w="2124"/>
+      </w:tblGrid>
+      <w:tr>
+        <w:trPr>
+          <w:tblHeader/>
+        </w:trPr>
+        <w:tc>
+          <w:tcPr>
+            <w:tcW w:type="dxa" w:w="1310"/>
+          </w:tcPr>
+          <w:p>
+            <w:r/>
+            <w:r>
+              <w:rPr>
+                <w:b/>
+              </w:rPr>
+              <w:t>SID ABE L1</w:t>
+            </w:r>
+          </w:p>
+        </w:tc>
+        <w:tc>
+          <w:tcPr>
+            <w:tcW w:type="dxa" w:w="2902"/>
+          </w:tcPr>
+          <w:p>
+            <w:r/>
+            <w:r>
+              <w:rPr>
+                <w:b/>
+              </w:rPr>
+              <w:t>SID ABE L1 Definition</w:t>
+            </w:r>
+          </w:p>
+        </w:tc>
+        <w:tc>
+          <w:tcPr>
+            <w:tcW w:type="dxa" w:w="2153"/>
+          </w:tcPr>
+          <w:p>
+            <w:r/>
+            <w:r>
+              <w:rPr>
+                <w:b/>
+              </w:rPr>
+              <w:t>SID ABE L2 (or set of BEs)</w:t>
+            </w:r>
+          </w:p>
+        </w:tc>
+        <w:tc>
+          <w:tcPr>
+            <w:tcW w:type="dxa" w:w="2995"/>
+          </w:tcPr>
+          <w:p>
+            <w:r/>
+            <w:r>
+              <w:rPr>
+                <w:b/>
+              </w:rPr>
+              <w:t>SID ABE L2 Definition</w:t>
+            </w:r>
+          </w:p>
+        </w:tc>
+      </w:tr>
+      <w:tr>
+        <w:tc>
+          <w:tcPr>
+            <w:tcW w:type="dxa" w:w="1310"/>
+          </w:tcPr>
+          <w:p>
+            <w:r/>
+            <w:r>
+              <w:t>Workforce</w:t>
+            </w:r>
+          </w:p>
+        </w:tc>
+        <w:tc>
+          <w:tcPr>
+            <w:tcW w:type="dxa" w:w="2902"/>
+          </w:tcPr>
+          <w:p>
+            <w:r/>
+            <w:r>
+              <w:t>The Workforce ABE models the human and other field resources with their roles, skills, calendar, and other characteristics. It also models the work description and reservation and assignment of a technician to a task. It contains Work, Work Specification, WorkforceResource, and WorkforceSchedule.</w:t>
+            </w:r>
+          </w:p>
+        </w:tc>
+        <w:tc>
+          <w:tcPr>
+            <w:tcW w:type="dxa" w:w="2153"/>
+          </w:tcPr>
+          <w:p>
+            <w:r/>
+            <w:r>
+              <w:t>Work Specification</w:t>
+            </w:r>
+          </w:p>
+        </w:tc>
+        <w:tc>
+          <w:tcPr>
+            <w:tcW w:type="dxa" w:w="2995"/>
+          </w:tcPr>
+          <w:p>
+            <w:r/>
+            <w:r>
+              <w:t>The WorkSpecification specifies a kind of work that can be performed manually by a technician. Two key entities that comprise the WorkSpecification ABE are WorkSpecification and WorkSpecFulfillmentRate.</w:t>
+            </w:r>
+          </w:p>
+        </w:tc>
+      </w:tr>
+      <w:tr>
+        <w:tc>
+          <w:tcPr>
+            <w:tcW w:type="dxa" w:w="1310"/>
+          </w:tcPr>
+          <w:p>
+            <w:r/>
+            <w:r>
+              <w:t>Project</w:t>
+            </w:r>
+          </w:p>
+        </w:tc>
+        <w:tc>
+          <w:tcPr>
+            <w:tcW w:type="dxa" w:w="2902"/>
+          </w:tcPr>
+          <w:p>
+            <w:r/>
+            <w:r>
+              <w:t>The Project ABE represents the tools used by project managers to ensure that enterprise objectives of quality, cost and time are achieved by planning and scheduling work. It uses common industry definitions of Project, Work Breakdown Structure and Activity to provide support to project managers.</w:t>
+            </w:r>
+          </w:p>
+        </w:tc>
+        <w:tc>
+          <w:tcPr>
+            <w:tcW w:type="dxa" w:w="2153"/>
+          </w:tcPr>
+          <w:p>
+            <w:r/>
+            <w:r>
+              <w:t>Work Order</w:t>
+            </w:r>
+          </w:p>
+        </w:tc>
+        <w:tc>
+          <w:tcPr>
+            <w:tcW w:type="dxa" w:w="2995"/>
+          </w:tcPr>
+          <w:p>
+            <w:r/>
+            <w:r>
+              <w:t>*(no description available)*</w:t>
+            </w:r>
+          </w:p>
+        </w:tc>
+      </w:tr>
+    </w:tbl>
+    <w:p/>
+    <w:p>
+      <w:pPr>
+        <w:pStyle w:val="Heading2"/>
+      </w:pPr>
+      <w:r>
         <w:t>Functional Framework Functions</w:t>
       </w:r>
     </w:p>
@@ -940,6 +940,34 @@
         </w:tc>
         <w:tc>
           <w:tcPr>
+            <w:tcW w:type="dxa" w:w="1778"/>
+          </w:tcPr>
+          <w:p>
+            <w:r/>
+            <w:r>
+              <w:rPr>
+                <w:b/>
+              </w:rPr>
+              <w:t>Aggregate Function Level 1</w:t>
+            </w:r>
+          </w:p>
+        </w:tc>
+        <w:tc>
+          <w:tcPr>
+            <w:tcW w:type="dxa" w:w="2153"/>
+          </w:tcPr>
+          <w:p>
+            <w:r/>
+            <w:r>
+              <w:rPr>
+                <w:b/>
+              </w:rPr>
+              <w:t>Aggregate Function Level 2</w:t>
+            </w:r>
+          </w:p>
+        </w:tc>
+        <w:tc>
+          <w:tcPr>
             <w:tcW w:type="dxa" w:w="2153"/>
           </w:tcPr>
           <w:p>
@@ -952,34 +980,6 @@
             </w:r>
           </w:p>
         </w:tc>
-        <w:tc>
-          <w:tcPr>
-            <w:tcW w:type="dxa" w:w="1778"/>
-          </w:tcPr>
-          <w:p>
-            <w:r/>
-            <w:r>
-              <w:rPr>
-                <w:b/>
-              </w:rPr>
-              <w:t>Aggregate Function Level 1</w:t>
-            </w:r>
-          </w:p>
-        </w:tc>
-        <w:tc>
-          <w:tcPr>
-            <w:tcW w:type="dxa" w:w="2153"/>
-          </w:tcPr>
-          <w:p>
-            <w:r/>
-            <w:r>
-              <w:rPr>
-                <w:b/>
-              </w:rPr>
-              <w:t>Aggregate Function Level 2</w:t>
-            </w:r>
-          </w:p>
-        </w:tc>
       </w:tr>
       <w:tr>
         <w:tc>
@@ -1006,34 +1006,34 @@
         </w:tc>
         <w:tc>
           <w:tcPr>
+            <w:tcW w:type="dxa" w:w="1778"/>
+          </w:tcPr>
+          <w:p>
+            <w:r/>
+            <w:r>
+              <w:t>Work Order Management</w:t>
+            </w:r>
+          </w:p>
+        </w:tc>
+        <w:tc>
+          <w:tcPr>
             <w:tcW w:type="dxa" w:w="2153"/>
           </w:tcPr>
           <w:p>
             <w:r/>
             <w:r>
+              <w:t>Work Order Assignment and Plan</w:t>
+            </w:r>
+          </w:p>
+        </w:tc>
+        <w:tc>
+          <w:tcPr>
+            <w:tcW w:type="dxa" w:w="2153"/>
+          </w:tcPr>
+          <w:p>
+            <w:r/>
+            <w:r>
               <w:t>Dynamic Work Order Assigning takes into consideration the following criteria: / / Work order priority / Associated SLAs / Work order due date / Required skills to perform work / Dependencies between work items/orders / Job location relative to other assignments made to the dispatchable staff / Workload of staff / Staff availability hours.</w:t>
-            </w:r>
-          </w:p>
-        </w:tc>
-        <w:tc>
-          <w:tcPr>
-            <w:tcW w:type="dxa" w:w="1778"/>
-          </w:tcPr>
-          <w:p>
-            <w:r/>
-            <w:r>
-              <w:t>Work Order Management</w:t>
-            </w:r>
-          </w:p>
-        </w:tc>
-        <w:tc>
-          <w:tcPr>
-            <w:tcW w:type="dxa" w:w="2153"/>
-          </w:tcPr>
-          <w:p>
-            <w:r/>
-            <w:r>
-              <w:t>Work Order Assignment and Plan</w:t>
             </w:r>
           </w:p>
         </w:tc>
@@ -1063,34 +1063,34 @@
         </w:tc>
         <w:tc>
           <w:tcPr>
+            <w:tcW w:type="dxa" w:w="1778"/>
+          </w:tcPr>
+          <w:p>
+            <w:r/>
+            <w:r>
+              <w:t>Work Order Management</w:t>
+            </w:r>
+          </w:p>
+        </w:tc>
+        <w:tc>
+          <w:tcPr>
             <w:tcW w:type="dxa" w:w="2153"/>
           </w:tcPr>
           <w:p>
             <w:r/>
             <w:r>
+              <w:t>Work Order Assignment and Plan</w:t>
+            </w:r>
+          </w:p>
+        </w:tc>
+        <w:tc>
+          <w:tcPr>
+            <w:tcW w:type="dxa" w:w="2153"/>
+          </w:tcPr>
+          <w:p>
+            <w:r/>
+            <w:r>
               <w:t>Periodic Bulk Work Order Assigning takes into consideration the following criteria: / / Work order priority / Associated SLAs / Work order due date / Required skills to perform work / Dependencies between work items/orders / Job location relative to other assignments made to the dispatchable staff / Workload of staff / Staff availability hours.</w:t>
-            </w:r>
-          </w:p>
-        </w:tc>
-        <w:tc>
-          <w:tcPr>
-            <w:tcW w:type="dxa" w:w="1778"/>
-          </w:tcPr>
-          <w:p>
-            <w:r/>
-            <w:r>
-              <w:t>Work Order Management</w:t>
-            </w:r>
-          </w:p>
-        </w:tc>
-        <w:tc>
-          <w:tcPr>
-            <w:tcW w:type="dxa" w:w="2153"/>
-          </w:tcPr>
-          <w:p>
-            <w:r/>
-            <w:r>
-              <w:t>Work Order Assignment and Plan</w:t>
             </w:r>
           </w:p>
         </w:tc>
@@ -1120,34 +1120,34 @@
         </w:tc>
         <w:tc>
           <w:tcPr>
+            <w:tcW w:type="dxa" w:w="1778"/>
+          </w:tcPr>
+          <w:p>
+            <w:r/>
+            <w:r>
+              <w:t>Work Order Management</w:t>
+            </w:r>
+          </w:p>
+        </w:tc>
+        <w:tc>
+          <w:tcPr>
             <w:tcW w:type="dxa" w:w="2153"/>
           </w:tcPr>
           <w:p>
             <w:r/>
             <w:r>
+              <w:t>Work Order Assignment and Plan</w:t>
+            </w:r>
+          </w:p>
+        </w:tc>
+        <w:tc>
+          <w:tcPr>
+            <w:tcW w:type="dxa" w:w="2153"/>
+          </w:tcPr>
+          <w:p>
+            <w:r/>
+            <w:r>
               <w:t>Work Order Coordination function for coordinating work between dependent or related work orders for Resource dispatchable staff.</w:t>
-            </w:r>
-          </w:p>
-        </w:tc>
-        <w:tc>
-          <w:tcPr>
-            <w:tcW w:type="dxa" w:w="1778"/>
-          </w:tcPr>
-          <w:p>
-            <w:r/>
-            <w:r>
-              <w:t>Work Order Management</w:t>
-            </w:r>
-          </w:p>
-        </w:tc>
-        <w:tc>
-          <w:tcPr>
-            <w:tcW w:type="dxa" w:w="2153"/>
-          </w:tcPr>
-          <w:p>
-            <w:r/>
-            <w:r>
-              <w:t>Work Order Assignment and Plan</w:t>
             </w:r>
           </w:p>
         </w:tc>
@@ -1177,34 +1177,34 @@
         </w:tc>
         <w:tc>
           <w:tcPr>
+            <w:tcW w:type="dxa" w:w="1778"/>
+          </w:tcPr>
+          <w:p>
+            <w:r/>
+            <w:r>
+              <w:t>Work Order Management</w:t>
+            </w:r>
+          </w:p>
+        </w:tc>
+        <w:tc>
+          <w:tcPr>
             <w:tcW w:type="dxa" w:w="2153"/>
           </w:tcPr>
           <w:p>
             <w:r/>
             <w:r>
+              <w:t>Work Order Tracking and Business Value Development</w:t>
+            </w:r>
+          </w:p>
+        </w:tc>
+        <w:tc>
+          <w:tcPr>
+            <w:tcW w:type="dxa" w:w="2153"/>
+          </w:tcPr>
+          <w:p>
+            <w:r/>
+            <w:r>
               <w:t>Work Order Information Transferring provides information transfer between the operator's workforce management system(s) and those of external third parties (when the infrastructure is owned and operated by third parties).</w:t>
-            </w:r>
-          </w:p>
-        </w:tc>
-        <w:tc>
-          <w:tcPr>
-            <w:tcW w:type="dxa" w:w="1778"/>
-          </w:tcPr>
-          <w:p>
-            <w:r/>
-            <w:r>
-              <w:t>Work Order Management</w:t>
-            </w:r>
-          </w:p>
-        </w:tc>
-        <w:tc>
-          <w:tcPr>
-            <w:tcW w:type="dxa" w:w="2153"/>
-          </w:tcPr>
-          <w:p>
-            <w:r/>
-            <w:r>
-              <w:t>Work Order Tracking and Business Value Development</w:t>
             </w:r>
           </w:p>
         </w:tc>
@@ -1234,34 +1234,34 @@
         </w:tc>
         <w:tc>
           <w:tcPr>
+            <w:tcW w:type="dxa" w:w="1778"/>
+          </w:tcPr>
+          <w:p>
+            <w:r/>
+            <w:r>
+              <w:t>Work Order Management</w:t>
+            </w:r>
+          </w:p>
+        </w:tc>
+        <w:tc>
+          <w:tcPr>
             <w:tcW w:type="dxa" w:w="2153"/>
           </w:tcPr>
           <w:p>
             <w:r/>
             <w:r>
+              <w:t>Work Order Assignment and Plan</w:t>
+            </w:r>
+          </w:p>
+        </w:tc>
+        <w:tc>
+          <w:tcPr>
+            <w:tcW w:type="dxa" w:w="2153"/>
+          </w:tcPr>
+          <w:p>
+            <w:r/>
+            <w:r>
               <w:t>Initiates re-assignments as needed based on changing priorities, technician progress on other job assignments, etc.</w:t>
-            </w:r>
-          </w:p>
-        </w:tc>
-        <w:tc>
-          <w:tcPr>
-            <w:tcW w:type="dxa" w:w="1778"/>
-          </w:tcPr>
-          <w:p>
-            <w:r/>
-            <w:r>
-              <w:t>Work Order Management</w:t>
-            </w:r>
-          </w:p>
-        </w:tc>
-        <w:tc>
-          <w:tcPr>
-            <w:tcW w:type="dxa" w:w="2153"/>
-          </w:tcPr>
-          <w:p>
-            <w:r/>
-            <w:r>
-              <w:t>Work Order Assignment and Plan</w:t>
             </w:r>
           </w:p>
         </w:tc>
@@ -1291,34 +1291,34 @@
         </w:tc>
         <w:tc>
           <w:tcPr>
+            <w:tcW w:type="dxa" w:w="1778"/>
+          </w:tcPr>
+          <w:p>
+            <w:r/>
+            <w:r>
+              <w:t>Work Order Management</w:t>
+            </w:r>
+          </w:p>
+        </w:tc>
+        <w:tc>
+          <w:tcPr>
             <w:tcW w:type="dxa" w:w="2153"/>
           </w:tcPr>
           <w:p>
             <w:r/>
             <w:r>
+              <w:t>Work Order Establishment</w:t>
+            </w:r>
+          </w:p>
+        </w:tc>
+        <w:tc>
+          <w:tcPr>
+            <w:tcW w:type="dxa" w:w="2153"/>
+          </w:tcPr>
+          <w:p>
+            <w:r/>
+            <w:r>
               <w:t>Work Order Manual Activities Determining function provides the necessary functionality to analyze the work order and determine what manual activities are necessary.</w:t>
-            </w:r>
-          </w:p>
-        </w:tc>
-        <w:tc>
-          <w:tcPr>
-            <w:tcW w:type="dxa" w:w="1778"/>
-          </w:tcPr>
-          <w:p>
-            <w:r/>
-            <w:r>
-              <w:t>Work Order Management</w:t>
-            </w:r>
-          </w:p>
-        </w:tc>
-        <w:tc>
-          <w:tcPr>
-            <w:tcW w:type="dxa" w:w="2153"/>
-          </w:tcPr>
-          <w:p>
-            <w:r/>
-            <w:r>
-              <w:t>Work Order Establishment</w:t>
             </w:r>
           </w:p>
         </w:tc>
@@ -1348,34 +1348,34 @@
         </w:tc>
         <w:tc>
           <w:tcPr>
+            <w:tcW w:type="dxa" w:w="1778"/>
+          </w:tcPr>
+          <w:p>
+            <w:r/>
+            <w:r>
+              <w:t>Work Order Management</w:t>
+            </w:r>
+          </w:p>
+        </w:tc>
+        <w:tc>
+          <w:tcPr>
             <w:tcW w:type="dxa" w:w="2153"/>
           </w:tcPr>
           <w:p>
             <w:r/>
             <w:r>
+              <w:t>Work Order Tracking and Business Value Development</w:t>
+            </w:r>
+          </w:p>
+        </w:tc>
+        <w:tc>
+          <w:tcPr>
+            <w:tcW w:type="dxa" w:w="2153"/>
+          </w:tcPr>
+          <w:p>
+            <w:r/>
+            <w:r>
               <w:t>Work Order Closing function closes completed work orders</w:t>
-            </w:r>
-          </w:p>
-        </w:tc>
-        <w:tc>
-          <w:tcPr>
-            <w:tcW w:type="dxa" w:w="1778"/>
-          </w:tcPr>
-          <w:p>
-            <w:r/>
-            <w:r>
-              <w:t>Work Order Management</w:t>
-            </w:r>
-          </w:p>
-        </w:tc>
-        <w:tc>
-          <w:tcPr>
-            <w:tcW w:type="dxa" w:w="2153"/>
-          </w:tcPr>
-          <w:p>
-            <w:r/>
-            <w:r>
-              <w:t>Work Order Tracking and Business Value Development</w:t>
             </w:r>
           </w:p>
         </w:tc>
@@ -1405,34 +1405,34 @@
         </w:tc>
         <w:tc>
           <w:tcPr>
+            <w:tcW w:type="dxa" w:w="1778"/>
+          </w:tcPr>
+          <w:p>
+            <w:r/>
+            <w:r>
+              <w:t>Work Order Management</w:t>
+            </w:r>
+          </w:p>
+        </w:tc>
+        <w:tc>
+          <w:tcPr>
             <w:tcW w:type="dxa" w:w="2153"/>
           </w:tcPr>
           <w:p>
             <w:r/>
             <w:r>
+              <w:t>Work Order Tracking and Business Value Development</w:t>
+            </w:r>
+          </w:p>
+        </w:tc>
+        <w:tc>
+          <w:tcPr>
+            <w:tcW w:type="dxa" w:w="2153"/>
+          </w:tcPr>
+          <w:p>
+            <w:r/>
+            <w:r>
               <w:t>Workflow Delay Jeopardy Analyzing function should be found in any process or workflow management system and warns when a delay in the due date of a task or process step will prevent subsequent tasks from starting, or affect the overall end date of the process, also including escalation function for issues as required.</w:t>
-            </w:r>
-          </w:p>
-        </w:tc>
-        <w:tc>
-          <w:tcPr>
-            <w:tcW w:type="dxa" w:w="1778"/>
-          </w:tcPr>
-          <w:p>
-            <w:r/>
-            <w:r>
-              <w:t>Work Order Management</w:t>
-            </w:r>
-          </w:p>
-        </w:tc>
-        <w:tc>
-          <w:tcPr>
-            <w:tcW w:type="dxa" w:w="2153"/>
-          </w:tcPr>
-          <w:p>
-            <w:r/>
-            <w:r>
-              <w:t>Work Order Tracking and Business Value Development</w:t>
             </w:r>
           </w:p>
         </w:tc>
@@ -1462,34 +1462,34 @@
         </w:tc>
         <w:tc>
           <w:tcPr>
+            <w:tcW w:type="dxa" w:w="1778"/>
+          </w:tcPr>
+          <w:p>
+            <w:r/>
+            <w:r>
+              <w:t>Work Order Management</w:t>
+            </w:r>
+          </w:p>
+        </w:tc>
+        <w:tc>
+          <w:tcPr>
             <w:tcW w:type="dxa" w:w="2153"/>
           </w:tcPr>
           <w:p>
             <w:r/>
             <w:r>
+              <w:t>Work Order Tracking and Business Value Development</w:t>
+            </w:r>
+          </w:p>
+        </w:tc>
+        <w:tc>
+          <w:tcPr>
+            <w:tcW w:type="dxa" w:w="2153"/>
+          </w:tcPr>
+          <w:p>
+            <w:r/>
+            <w:r>
               <w:t>Monitors the status and progress of the various manual activities, including the various states of the work order</w:t>
-            </w:r>
-          </w:p>
-        </w:tc>
-        <w:tc>
-          <w:tcPr>
-            <w:tcW w:type="dxa" w:w="1778"/>
-          </w:tcPr>
-          <w:p>
-            <w:r/>
-            <w:r>
-              <w:t>Work Order Management</w:t>
-            </w:r>
-          </w:p>
-        </w:tc>
-        <w:tc>
-          <w:tcPr>
-            <w:tcW w:type="dxa" w:w="2153"/>
-          </w:tcPr>
-          <w:p>
-            <w:r/>
-            <w:r>
-              <w:t>Work Order Tracking and Business Value Development</w:t>
             </w:r>
           </w:p>
         </w:tc>
@@ -1519,34 +1519,34 @@
         </w:tc>
         <w:tc>
           <w:tcPr>
+            <w:tcW w:type="dxa" w:w="1778"/>
+          </w:tcPr>
+          <w:p>
+            <w:r/>
+            <w:r>
+              <w:t>Work Specification Management</w:t>
+            </w:r>
+          </w:p>
+        </w:tc>
+        <w:tc>
+          <w:tcPr>
             <w:tcW w:type="dxa" w:w="2153"/>
           </w:tcPr>
           <w:p>
             <w:r/>
             <w:r>
+              <w:t>Work Specification Development</w:t>
+            </w:r>
+          </w:p>
+        </w:tc>
+        <w:tc>
+          <w:tcPr>
+            <w:tcW w:type="dxa" w:w="2153"/>
+          </w:tcPr>
+          <w:p>
+            <w:r/>
+            <w:r>
               <w:t>Work Specification Classification provides classification of different types of manual activities provide the necessary functionality to appropriately classify the working activity types and related information.</w:t>
-            </w:r>
-          </w:p>
-        </w:tc>
-        <w:tc>
-          <w:tcPr>
-            <w:tcW w:type="dxa" w:w="1778"/>
-          </w:tcPr>
-          <w:p>
-            <w:r/>
-            <w:r>
-              <w:t>Work Specification Management</w:t>
-            </w:r>
-          </w:p>
-        </w:tc>
-        <w:tc>
-          <w:tcPr>
-            <w:tcW w:type="dxa" w:w="2153"/>
-          </w:tcPr>
-          <w:p>
-            <w:r/>
-            <w:r>
-              <w:t>Work Specification Development</w:t>
             </w:r>
           </w:p>
         </w:tc>
@@ -1576,34 +1576,34 @@
         </w:tc>
         <w:tc>
           <w:tcPr>
+            <w:tcW w:type="dxa" w:w="1778"/>
+          </w:tcPr>
+          <w:p>
+            <w:r/>
+            <w:r>
+              <w:t>Work Order Management</w:t>
+            </w:r>
+          </w:p>
+        </w:tc>
+        <w:tc>
+          <w:tcPr>
             <w:tcW w:type="dxa" w:w="2153"/>
           </w:tcPr>
           <w:p>
             <w:r/>
             <w:r>
+              <w:t>Work Order Assignment and Plan</w:t>
+            </w:r>
+          </w:p>
+        </w:tc>
+        <w:tc>
+          <w:tcPr>
+            <w:tcW w:type="dxa" w:w="2153"/>
+          </w:tcPr>
+          <w:p>
+            <w:r/>
+            <w:r>
               <w:t>Dispatching of work order assignments to dispatchable staff.</w:t>
-            </w:r>
-          </w:p>
-        </w:tc>
-        <w:tc>
-          <w:tcPr>
-            <w:tcW w:type="dxa" w:w="1778"/>
-          </w:tcPr>
-          <w:p>
-            <w:r/>
-            <w:r>
-              <w:t>Work Order Management</w:t>
-            </w:r>
-          </w:p>
-        </w:tc>
-        <w:tc>
-          <w:tcPr>
-            <w:tcW w:type="dxa" w:w="2153"/>
-          </w:tcPr>
-          <w:p>
-            <w:r/>
-            <w:r>
-              <w:t>Work Order Assignment and Plan</w:t>
             </w:r>
           </w:p>
         </w:tc>
@@ -1633,34 +1633,34 @@
         </w:tc>
         <w:tc>
           <w:tcPr>
+            <w:tcW w:type="dxa" w:w="1778"/>
+          </w:tcPr>
+          <w:p>
+            <w:r/>
+            <w:r>
+              <w:t>Work Order Management</w:t>
+            </w:r>
+          </w:p>
+        </w:tc>
+        <w:tc>
+          <w:tcPr>
             <w:tcW w:type="dxa" w:w="2153"/>
           </w:tcPr>
           <w:p>
             <w:r/>
             <w:r>
+              <w:t>Work Order Establishment</w:t>
+            </w:r>
+          </w:p>
+        </w:tc>
+        <w:tc>
+          <w:tcPr>
+            <w:tcW w:type="dxa" w:w="2153"/>
+          </w:tcPr>
+          <w:p>
+            <w:r/>
+            <w:r>
               <w:t>Work Orders Initiation initiates workforce orders for Resource preventive and corrective maintenance and change.</w:t>
-            </w:r>
-          </w:p>
-        </w:tc>
-        <w:tc>
-          <w:tcPr>
-            <w:tcW w:type="dxa" w:w="1778"/>
-          </w:tcPr>
-          <w:p>
-            <w:r/>
-            <w:r>
-              <w:t>Work Order Management</w:t>
-            </w:r>
-          </w:p>
-        </w:tc>
-        <w:tc>
-          <w:tcPr>
-            <w:tcW w:type="dxa" w:w="2153"/>
-          </w:tcPr>
-          <w:p>
-            <w:r/>
-            <w:r>
-              <w:t>Work Order Establishment</w:t>
             </w:r>
           </w:p>
         </w:tc>
@@ -1690,34 +1690,34 @@
         </w:tc>
         <w:tc>
           <w:tcPr>
+            <w:tcW w:type="dxa" w:w="1778"/>
+          </w:tcPr>
+          <w:p>
+            <w:r/>
+            <w:r>
+              <w:t>Work Order Management</w:t>
+            </w:r>
+          </w:p>
+        </w:tc>
+        <w:tc>
+          <w:tcPr>
             <w:tcW w:type="dxa" w:w="2153"/>
           </w:tcPr>
           <w:p>
             <w:r/>
             <w:r>
+              <w:t>Work Order Tracking and Business Value Development</w:t>
+            </w:r>
+          </w:p>
+        </w:tc>
+        <w:tc>
+          <w:tcPr>
+            <w:tcW w:type="dxa" w:w="2153"/>
+          </w:tcPr>
+          <w:p>
+            <w:r/>
+            <w:r>
               <w:t>Work Order Updating updates the transition of the order through its various states, including in-flight changes and cancellations</w:t>
-            </w:r>
-          </w:p>
-        </w:tc>
-        <w:tc>
-          <w:tcPr>
-            <w:tcW w:type="dxa" w:w="1778"/>
-          </w:tcPr>
-          <w:p>
-            <w:r/>
-            <w:r>
-              <w:t>Work Order Management</w:t>
-            </w:r>
-          </w:p>
-        </w:tc>
-        <w:tc>
-          <w:tcPr>
-            <w:tcW w:type="dxa" w:w="2153"/>
-          </w:tcPr>
-          <w:p>
-            <w:r/>
-            <w:r>
-              <w:t>Work Order Tracking and Business Value Development</w:t>
             </w:r>
           </w:p>
         </w:tc>
@@ -1858,7 +1858,7 @@
         </w:tc>
         <w:tc>
           <w:tcPr>
-            <w:tcW w:type="dxa" w:w="2340"/>
+            <w:tcW w:type="dxa" w:w="1498"/>
           </w:tcPr>
           <w:p>
             <w:r/>
@@ -1872,7 +1872,7 @@
         </w:tc>
         <w:tc>
           <w:tcPr>
-            <w:tcW w:type="dxa" w:w="1685"/>
+            <w:tcW w:type="dxa" w:w="1591"/>
           </w:tcPr>
           <w:p>
             <w:r/>
@@ -1886,7 +1886,7 @@
         </w:tc>
         <w:tc>
           <w:tcPr>
-            <w:tcW w:type="dxa" w:w="1310"/>
+            <w:tcW w:type="dxa" w:w="1217"/>
           </w:tcPr>
           <w:p>
             <w:r/>
@@ -1900,7 +1900,7 @@
         </w:tc>
         <w:tc>
           <w:tcPr>
-            <w:tcW w:type="dxa" w:w="1778"/>
+            <w:tcW w:type="dxa" w:w="1685"/>
           </w:tcPr>
           <w:p>
             <w:r/>
@@ -1914,7 +1914,7 @@
         </w:tc>
         <w:tc>
           <w:tcPr>
-            <w:tcW w:type="dxa" w:w="1217"/>
+            <w:tcW w:type="dxa" w:w="2340"/>
           </w:tcPr>
           <w:p>
             <w:r/>
@@ -1941,86 +1941,56 @@
         </w:tc>
         <w:tc>
           <w:tcPr>
+            <w:tcW w:type="dxa" w:w="1498"/>
+          </w:tcPr>
+          <w:p>
+            <w:r/>
+            <w:r>
+              <w:t>UNRESOLVED-TMF713</w:t>
+            </w:r>
+          </w:p>
+        </w:tc>
+        <w:tc>
+          <w:tcPr>
+            <w:tcW w:type="dxa" w:w="1591"/>
+          </w:tcPr>
+          <w:p>
+            <w:r/>
+            <w:r>
+              <w:t>Mandatory</w:t>
+            </w:r>
+          </w:p>
+        </w:tc>
+        <w:tc>
+          <w:tcPr>
+            <w:tcW w:type="dxa" w:w="1217"/>
+          </w:tcPr>
+          <w:p>
+            <w:r/>
+            <w:r>
+              <w:t>4</w:t>
+            </w:r>
+          </w:p>
+        </w:tc>
+        <w:tc>
+          <w:tcPr>
+            <w:tcW w:type="dxa" w:w="1685"/>
+          </w:tcPr>
+          <w:p>
+            <w:r/>
+            <w:r>
+              <w:t>work</w:t>
+            </w:r>
+          </w:p>
+        </w:tc>
+        <w:tc>
+          <w:tcPr>
             <w:tcW w:type="dxa" w:w="2340"/>
           </w:tcPr>
           <w:p>
             <w:r/>
             <w:r>
-              <w:t>Work Management API</w:t>
-            </w:r>
-          </w:p>
-        </w:tc>
-        <w:tc>
-          <w:tcPr>
-            <w:tcW w:type="dxa" w:w="1685"/>
-          </w:tcPr>
-          <w:p>
-            <w:r/>
-            <w:r>
-              <w:t>Mandatory</w:t>
-            </w:r>
-          </w:p>
-        </w:tc>
-        <w:tc>
-          <w:tcPr>
-            <w:tcW w:type="dxa" w:w="1310"/>
-          </w:tcPr>
-          <w:p>
-            <w:r/>
-            <w:r>
-              <w:t>4</w:t>
-            </w:r>
-          </w:p>
-        </w:tc>
-        <w:tc>
-          <w:tcPr>
-            <w:tcW w:type="dxa" w:w="1778"/>
-          </w:tcPr>
-          <w:p>
-            <w:r/>
-            <w:r>
-              <w:t>work</w:t>
-            </w:r>
-            <w:r>
-              <w:br/>
-            </w:r>
-            <w:r>
-              <w:t>workSpecification</w:t>
-            </w:r>
-          </w:p>
-        </w:tc>
-        <w:tc>
-          <w:tcPr>
-            <w:tcW w:type="dxa" w:w="1217"/>
-          </w:tcPr>
-          <w:p>
-            <w:r/>
-            <w:r>
-              <w:t>GET</w:t>
-            </w:r>
-            <w:r>
-              <w:br/>
-            </w:r>
-            <w:r>
-              <w:t>GET /id</w:t>
-            </w:r>
-            <w:r>
-              <w:br/>
-            </w:r>
-            <w:r>
-              <w:t>POST</w:t>
-            </w:r>
-            <w:r>
-              <w:br/>
-            </w:r>
-            <w:r>
-              <w:t>PATCH</w:t>
-            </w:r>
-            <w:r>
-              <w:br/>
-            </w:r>
-            <w:r>
-              <w:t>DELETE</w:t>
+              <w:t>GET, GET /id, POST, PATCH, DELETE</w:t>
             </w:r>
           </w:p>
         </w:tc>
@@ -2033,7 +2003,51 @@
           <w:p>
             <w:r/>
             <w:r>
-              <w:t>TMF697</w:t>
+              <w:t>TMF713</w:t>
+            </w:r>
+          </w:p>
+        </w:tc>
+        <w:tc>
+          <w:tcPr>
+            <w:tcW w:type="dxa" w:w="1498"/>
+          </w:tcPr>
+          <w:p>
+            <w:r/>
+            <w:r>
+              <w:t>UNRESOLVED-TMF713</w:t>
+            </w:r>
+          </w:p>
+        </w:tc>
+        <w:tc>
+          <w:tcPr>
+            <w:tcW w:type="dxa" w:w="1591"/>
+          </w:tcPr>
+          <w:p>
+            <w:r/>
+            <w:r>
+              <w:t>Mandatory</w:t>
+            </w:r>
+          </w:p>
+        </w:tc>
+        <w:tc>
+          <w:tcPr>
+            <w:tcW w:type="dxa" w:w="1217"/>
+          </w:tcPr>
+          <w:p>
+            <w:r/>
+            <w:r>
+              <w:t>4</w:t>
+            </w:r>
+          </w:p>
+        </w:tc>
+        <w:tc>
+          <w:tcPr>
+            <w:tcW w:type="dxa" w:w="1685"/>
+          </w:tcPr>
+          <w:p>
+            <w:r/>
+            <w:r>
+              <w:t>workSpecification</w:t>
             </w:r>
           </w:p>
         </w:tc>
@@ -2044,81 +2058,7 @@
           <w:p>
             <w:r/>
             <w:r>
-              <w:t>Work Order Management API</w:t>
-            </w:r>
-          </w:p>
-        </w:tc>
-        <w:tc>
-          <w:tcPr>
-            <w:tcW w:type="dxa" w:w="1685"/>
-          </w:tcPr>
-          <w:p>
-            <w:r/>
-            <w:r>
-              <w:t>Mandatory</w:t>
-            </w:r>
-          </w:p>
-        </w:tc>
-        <w:tc>
-          <w:tcPr>
-            <w:tcW w:type="dxa" w:w="1310"/>
-          </w:tcPr>
-          <w:p>
-            <w:r/>
-            <w:r>
-              <w:t>4</w:t>
-            </w:r>
-          </w:p>
-        </w:tc>
-        <w:tc>
-          <w:tcPr>
-            <w:tcW w:type="dxa" w:w="1778"/>
-          </w:tcPr>
-          <w:p>
-            <w:r/>
-            <w:r>
-              <w:t>workOrder</w:t>
-            </w:r>
-            <w:r>
-              <w:br/>
-            </w:r>
-            <w:r>
-              <w:t>cancelWorkOrder</w:t>
-            </w:r>
-          </w:p>
-        </w:tc>
-        <w:tc>
-          <w:tcPr>
-            <w:tcW w:type="dxa" w:w="1217"/>
-          </w:tcPr>
-          <w:p>
-            <w:r/>
-            <w:r>
-              <w:t>GET</w:t>
-            </w:r>
-            <w:r>
-              <w:br/>
-            </w:r>
-            <w:r>
-              <w:t>GET /id</w:t>
-            </w:r>
-            <w:r>
-              <w:br/>
-            </w:r>
-            <w:r>
-              <w:t>POST</w:t>
-            </w:r>
-            <w:r>
-              <w:br/>
-            </w:r>
-            <w:r>
-              <w:t>PATCH /id</w:t>
-            </w:r>
-            <w:r>
-              <w:br/>
-            </w:r>
-            <w:r>
-              <w:t>DELETE /id</w:t>
+              <w:t>GET, GET /id, POST, PATCH, DELETE</w:t>
             </w:r>
           </w:p>
         </w:tc>
@@ -2131,7 +2071,51 @@
           <w:p>
             <w:r/>
             <w:r>
-              <w:t>TMF714</w:t>
+              <w:t>TMF697</w:t>
+            </w:r>
+          </w:p>
+        </w:tc>
+        <w:tc>
+          <w:tcPr>
+            <w:tcW w:type="dxa" w:w="1498"/>
+          </w:tcPr>
+          <w:p>
+            <w:r/>
+            <w:r>
+              <w:t>UNRESOLVED-TMF697</w:t>
+            </w:r>
+          </w:p>
+        </w:tc>
+        <w:tc>
+          <w:tcPr>
+            <w:tcW w:type="dxa" w:w="1591"/>
+          </w:tcPr>
+          <w:p>
+            <w:r/>
+            <w:r>
+              <w:t>Mandatory</w:t>
+            </w:r>
+          </w:p>
+        </w:tc>
+        <w:tc>
+          <w:tcPr>
+            <w:tcW w:type="dxa" w:w="1217"/>
+          </w:tcPr>
+          <w:p>
+            <w:r/>
+            <w:r>
+              <w:t>4</w:t>
+            </w:r>
+          </w:p>
+        </w:tc>
+        <w:tc>
+          <w:tcPr>
+            <w:tcW w:type="dxa" w:w="1685"/>
+          </w:tcPr>
+          <w:p>
+            <w:r/>
+            <w:r>
+              <w:t>workOrder</w:t>
             </w:r>
           </w:p>
         </w:tc>
@@ -2142,87 +2126,7 @@
           <w:p>
             <w:r/>
             <w:r>
-              <w:t>Work Qualification Management API</w:t>
-            </w:r>
-          </w:p>
-        </w:tc>
-        <w:tc>
-          <w:tcPr>
-            <w:tcW w:type="dxa" w:w="1685"/>
-          </w:tcPr>
-          <w:p>
-            <w:r/>
-            <w:r>
-              <w:t>Mandatory</w:t>
-            </w:r>
-          </w:p>
-        </w:tc>
-        <w:tc>
-          <w:tcPr>
-            <w:tcW w:type="dxa" w:w="1310"/>
-          </w:tcPr>
-          <w:p>
-            <w:r/>
-            <w:r>
-              <w:t>4</w:t>
-            </w:r>
-          </w:p>
-        </w:tc>
-        <w:tc>
-          <w:tcPr>
-            <w:tcW w:type="dxa" w:w="1778"/>
-          </w:tcPr>
-          <w:p>
-            <w:r/>
-            <w:r>
-              <w:t>checkWorkQualification</w:t>
-            </w:r>
-            <w:r>
-              <w:br/>
-            </w:r>
-            <w:r>
-              <w:t>queryWorkQualification</w:t>
-            </w:r>
-          </w:p>
-        </w:tc>
-        <w:tc>
-          <w:tcPr>
-            <w:tcW w:type="dxa" w:w="1217"/>
-          </w:tcPr>
-          <w:p>
-            <w:r/>
-            <w:r>
-              <w:t>GET</w:t>
-            </w:r>
-            <w:r>
-              <w:br/>
-            </w:r>
-            <w:r>
-              <w:t>GET /id</w:t>
-            </w:r>
-            <w:r>
-              <w:br/>
-            </w:r>
-            <w:r>
-              <w:t>POST</w:t>
-            </w:r>
-            <w:r>
-              <w:br/>
-            </w:r>
-            <w:r>
-              <w:t>PATCH /id</w:t>
-            </w:r>
-            <w:r>
-              <w:br/>
-            </w:r>
-            <w:r>
-              <w:t>DELETE</w:t>
-            </w:r>
-            <w:r>
-              <w:br/>
-            </w:r>
-            <w:r>
-              <w:t>DELETE /id</w:t>
+              <w:t>GET, GET /id, POST, PATCH /id, DELETE /id</w:t>
             </w:r>
           </w:p>
         </w:tc>
@@ -2235,7 +2139,51 @@
           <w:p>
             <w:r/>
             <w:r>
-              <w:t>TMF701</w:t>
+              <w:t>TMF697</w:t>
+            </w:r>
+          </w:p>
+        </w:tc>
+        <w:tc>
+          <w:tcPr>
+            <w:tcW w:type="dxa" w:w="1498"/>
+          </w:tcPr>
+          <w:p>
+            <w:r/>
+            <w:r>
+              <w:t>UNRESOLVED-TMF697</w:t>
+            </w:r>
+          </w:p>
+        </w:tc>
+        <w:tc>
+          <w:tcPr>
+            <w:tcW w:type="dxa" w:w="1591"/>
+          </w:tcPr>
+          <w:p>
+            <w:r/>
+            <w:r>
+              <w:t>Mandatory</w:t>
+            </w:r>
+          </w:p>
+        </w:tc>
+        <w:tc>
+          <w:tcPr>
+            <w:tcW w:type="dxa" w:w="1217"/>
+          </w:tcPr>
+          <w:p>
+            <w:r/>
+            <w:r>
+              <w:t>4</w:t>
+            </w:r>
+          </w:p>
+        </w:tc>
+        <w:tc>
+          <w:tcPr>
+            <w:tcW w:type="dxa" w:w="1685"/>
+          </w:tcPr>
+          <w:p>
+            <w:r/>
+            <w:r>
+              <w:t>cancelWorkOrder</w:t>
             </w:r>
           </w:p>
         </w:tc>
@@ -2246,81 +2194,7 @@
           <w:p>
             <w:r/>
             <w:r>
-              <w:t>Process Flow Management API</w:t>
-            </w:r>
-          </w:p>
-        </w:tc>
-        <w:tc>
-          <w:tcPr>
-            <w:tcW w:type="dxa" w:w="1685"/>
-          </w:tcPr>
-          <w:p>
-            <w:r/>
-            <w:r>
-              <w:t>Mandatory</w:t>
-            </w:r>
-          </w:p>
-        </w:tc>
-        <w:tc>
-          <w:tcPr>
-            <w:tcW w:type="dxa" w:w="1310"/>
-          </w:tcPr>
-          <w:p>
-            <w:r/>
-            <w:r>
-              <w:t>4</w:t>
-            </w:r>
-          </w:p>
-        </w:tc>
-        <w:tc>
-          <w:tcPr>
-            <w:tcW w:type="dxa" w:w="1778"/>
-          </w:tcPr>
-          <w:p>
-            <w:r/>
-            <w:r>
-              <w:t>processFlow</w:t>
-            </w:r>
-            <w:r>
-              <w:br/>
-            </w:r>
-            <w:r>
-              <w:t>taskFlow</w:t>
-            </w:r>
-          </w:p>
-        </w:tc>
-        <w:tc>
-          <w:tcPr>
-            <w:tcW w:type="dxa" w:w="1217"/>
-          </w:tcPr>
-          <w:p>
-            <w:r/>
-            <w:r>
-              <w:t>GET</w:t>
-            </w:r>
-            <w:r>
-              <w:br/>
-            </w:r>
-            <w:r>
-              <w:t>GET /id</w:t>
-            </w:r>
-            <w:r>
-              <w:br/>
-            </w:r>
-            <w:r>
-              <w:t>POST</w:t>
-            </w:r>
-            <w:r>
-              <w:br/>
-            </w:r>
-            <w:r>
-              <w:t>DELETE</w:t>
-            </w:r>
-            <w:r>
-              <w:br/>
-            </w:r>
-            <w:r>
-              <w:t>PATCH /id</w:t>
+              <w:t>GET, GET /id, POST</w:t>
             </w:r>
           </w:p>
         </w:tc>
@@ -2333,18 +2207,380 @@
           <w:p>
             <w:r/>
             <w:r>
+              <w:t>TMF714</w:t>
+            </w:r>
+          </w:p>
+        </w:tc>
+        <w:tc>
+          <w:tcPr>
+            <w:tcW w:type="dxa" w:w="1498"/>
+          </w:tcPr>
+          <w:p>
+            <w:r/>
+            <w:r>
+              <w:t>UNRESOLVED-TMF714</w:t>
+            </w:r>
+          </w:p>
+        </w:tc>
+        <w:tc>
+          <w:tcPr>
+            <w:tcW w:type="dxa" w:w="1591"/>
+          </w:tcPr>
+          <w:p>
+            <w:r/>
+            <w:r>
+              <w:t>Mandatory</w:t>
+            </w:r>
+          </w:p>
+        </w:tc>
+        <w:tc>
+          <w:tcPr>
+            <w:tcW w:type="dxa" w:w="1217"/>
+          </w:tcPr>
+          <w:p>
+            <w:r/>
+            <w:r>
+              <w:t>4</w:t>
+            </w:r>
+          </w:p>
+        </w:tc>
+        <w:tc>
+          <w:tcPr>
+            <w:tcW w:type="dxa" w:w="1685"/>
+          </w:tcPr>
+          <w:p>
+            <w:r/>
+            <w:r>
+              <w:t>checkWorkQualification</w:t>
+            </w:r>
+          </w:p>
+        </w:tc>
+        <w:tc>
+          <w:tcPr>
+            <w:tcW w:type="dxa" w:w="2340"/>
+          </w:tcPr>
+          <w:p>
+            <w:r/>
+            <w:r>
+              <w:t>GET, GET /id, POST, PATCH /id, DELETE</w:t>
+            </w:r>
+          </w:p>
+        </w:tc>
+      </w:tr>
+      <w:tr>
+        <w:tc>
+          <w:tcPr>
+            <w:tcW w:type="dxa" w:w="1030"/>
+          </w:tcPr>
+          <w:p>
+            <w:r/>
+            <w:r>
+              <w:t>TMF714</w:t>
+            </w:r>
+          </w:p>
+        </w:tc>
+        <w:tc>
+          <w:tcPr>
+            <w:tcW w:type="dxa" w:w="1498"/>
+          </w:tcPr>
+          <w:p>
+            <w:r/>
+            <w:r>
+              <w:t>UNRESOLVED-TMF714</w:t>
+            </w:r>
+          </w:p>
+        </w:tc>
+        <w:tc>
+          <w:tcPr>
+            <w:tcW w:type="dxa" w:w="1591"/>
+          </w:tcPr>
+          <w:p>
+            <w:r/>
+            <w:r>
+              <w:t>Mandatory</w:t>
+            </w:r>
+          </w:p>
+        </w:tc>
+        <w:tc>
+          <w:tcPr>
+            <w:tcW w:type="dxa" w:w="1217"/>
+          </w:tcPr>
+          <w:p>
+            <w:r/>
+            <w:r>
+              <w:t>4</w:t>
+            </w:r>
+          </w:p>
+        </w:tc>
+        <w:tc>
+          <w:tcPr>
+            <w:tcW w:type="dxa" w:w="1685"/>
+          </w:tcPr>
+          <w:p>
+            <w:r/>
+            <w:r>
+              <w:t>queryWorkQualification</w:t>
+            </w:r>
+          </w:p>
+        </w:tc>
+        <w:tc>
+          <w:tcPr>
+            <w:tcW w:type="dxa" w:w="2340"/>
+          </w:tcPr>
+          <w:p>
+            <w:r/>
+            <w:r>
+              <w:t>GET, GET /id, POST, PATCH /id, DELETE /id</w:t>
+            </w:r>
+          </w:p>
+        </w:tc>
+      </w:tr>
+      <w:tr>
+        <w:tc>
+          <w:tcPr>
+            <w:tcW w:type="dxa" w:w="1030"/>
+          </w:tcPr>
+          <w:p>
+            <w:r/>
+            <w:r>
+              <w:t>TMF701</w:t>
+            </w:r>
+          </w:p>
+        </w:tc>
+        <w:tc>
+          <w:tcPr>
+            <w:tcW w:type="dxa" w:w="1498"/>
+          </w:tcPr>
+          <w:p>
+            <w:r/>
+            <w:r>
+              <w:t>UNRESOLVED-TMF701</w:t>
+            </w:r>
+          </w:p>
+        </w:tc>
+        <w:tc>
+          <w:tcPr>
+            <w:tcW w:type="dxa" w:w="1591"/>
+          </w:tcPr>
+          <w:p>
+            <w:r/>
+            <w:r>
+              <w:t>Mandatory</w:t>
+            </w:r>
+          </w:p>
+        </w:tc>
+        <w:tc>
+          <w:tcPr>
+            <w:tcW w:type="dxa" w:w="1217"/>
+          </w:tcPr>
+          <w:p>
+            <w:r/>
+            <w:r>
+              <w:t>4</w:t>
+            </w:r>
+          </w:p>
+        </w:tc>
+        <w:tc>
+          <w:tcPr>
+            <w:tcW w:type="dxa" w:w="1685"/>
+          </w:tcPr>
+          <w:p>
+            <w:r/>
+            <w:r>
+              <w:t>processFlow</w:t>
+            </w:r>
+          </w:p>
+        </w:tc>
+        <w:tc>
+          <w:tcPr>
+            <w:tcW w:type="dxa" w:w="2340"/>
+          </w:tcPr>
+          <w:p>
+            <w:r/>
+            <w:r>
+              <w:t>GET, GET /id, POST, DELETE</w:t>
+            </w:r>
+          </w:p>
+        </w:tc>
+      </w:tr>
+      <w:tr>
+        <w:tc>
+          <w:tcPr>
+            <w:tcW w:type="dxa" w:w="1030"/>
+          </w:tcPr>
+          <w:p>
+            <w:r/>
+            <w:r>
+              <w:t>TMF701</w:t>
+            </w:r>
+          </w:p>
+        </w:tc>
+        <w:tc>
+          <w:tcPr>
+            <w:tcW w:type="dxa" w:w="1498"/>
+          </w:tcPr>
+          <w:p>
+            <w:r/>
+            <w:r>
+              <w:t>UNRESOLVED-TMF701</w:t>
+            </w:r>
+          </w:p>
+        </w:tc>
+        <w:tc>
+          <w:tcPr>
+            <w:tcW w:type="dxa" w:w="1591"/>
+          </w:tcPr>
+          <w:p>
+            <w:r/>
+            <w:r>
+              <w:t>Mandatory</w:t>
+            </w:r>
+          </w:p>
+        </w:tc>
+        <w:tc>
+          <w:tcPr>
+            <w:tcW w:type="dxa" w:w="1217"/>
+          </w:tcPr>
+          <w:p>
+            <w:r/>
+            <w:r>
+              <w:t>4</w:t>
+            </w:r>
+          </w:p>
+        </w:tc>
+        <w:tc>
+          <w:tcPr>
+            <w:tcW w:type="dxa" w:w="1685"/>
+          </w:tcPr>
+          <w:p>
+            <w:r/>
+            <w:r>
+              <w:t>taskFlow</w:t>
+            </w:r>
+          </w:p>
+        </w:tc>
+        <w:tc>
+          <w:tcPr>
+            <w:tcW w:type="dxa" w:w="2340"/>
+          </w:tcPr>
+          <w:p>
+            <w:r/>
+            <w:r>
+              <w:t>GET, GET /id, PATCH /id</w:t>
+            </w:r>
+          </w:p>
+        </w:tc>
+      </w:tr>
+      <w:tr>
+        <w:tc>
+          <w:tcPr>
+            <w:tcW w:type="dxa" w:w="1030"/>
+          </w:tcPr>
+          <w:p>
+            <w:r/>
+            <w:r>
               <w:t>TMF688</w:t>
             </w:r>
           </w:p>
         </w:tc>
         <w:tc>
           <w:tcPr>
+            <w:tcW w:type="dxa" w:w="1498"/>
+          </w:tcPr>
+          <w:p>
+            <w:r/>
+            <w:r>
+              <w:t>UNRESOLVED-TMF688</w:t>
+            </w:r>
+          </w:p>
+        </w:tc>
+        <w:tc>
+          <w:tcPr>
+            <w:tcW w:type="dxa" w:w="1591"/>
+          </w:tcPr>
+          <w:p>
+            <w:r/>
+            <w:r>
+              <w:t>Mandatory</w:t>
+            </w:r>
+          </w:p>
+        </w:tc>
+        <w:tc>
+          <w:tcPr>
+            <w:tcW w:type="dxa" w:w="1217"/>
+          </w:tcPr>
+          <w:p>
+            <w:r/>
+            <w:r>
+              <w:t>4</w:t>
+            </w:r>
+          </w:p>
+        </w:tc>
+        <w:tc>
+          <w:tcPr>
+            <w:tcW w:type="dxa" w:w="1685"/>
+          </w:tcPr>
+          <w:p>
+            <w:r/>
+            <w:r>
+              <w:t>listener</w:t>
+            </w:r>
+          </w:p>
+        </w:tc>
+        <w:tc>
+          <w:tcPr>
             <w:tcW w:type="dxa" w:w="2340"/>
           </w:tcPr>
           <w:p>
             <w:r/>
             <w:r>
-              <w:t>Event Management API</w:t>
+              <w:t>POST, DELETE</w:t>
+            </w:r>
+          </w:p>
+        </w:tc>
+      </w:tr>
+      <w:tr>
+        <w:tc>
+          <w:tcPr>
+            <w:tcW w:type="dxa" w:w="1030"/>
+          </w:tcPr>
+          <w:p>
+            <w:r/>
+            <w:r>
+              <w:t>TMF688</w:t>
+            </w:r>
+          </w:p>
+        </w:tc>
+        <w:tc>
+          <w:tcPr>
+            <w:tcW w:type="dxa" w:w="1498"/>
+          </w:tcPr>
+          <w:p>
+            <w:r/>
+            <w:r>
+              <w:t>UNRESOLVED-TMF688</w:t>
+            </w:r>
+          </w:p>
+        </w:tc>
+        <w:tc>
+          <w:tcPr>
+            <w:tcW w:type="dxa" w:w="1591"/>
+          </w:tcPr>
+          <w:p>
+            <w:r/>
+            <w:r>
+              <w:t>Mandatory</w:t>
+            </w:r>
+          </w:p>
+        </w:tc>
+        <w:tc>
+          <w:tcPr>
+            <w:tcW w:type="dxa" w:w="1217"/>
+          </w:tcPr>
+          <w:p>
+            <w:r/>
+            <w:r>
+              <w:t>4</w:t>
             </w:r>
           </w:p>
         </w:tc>
@@ -2355,52 +2591,18 @@
           <w:p>
             <w:r/>
             <w:r>
-              <w:t>Mandatory</w:t>
-            </w:r>
-          </w:p>
-        </w:tc>
-        <w:tc>
-          <w:tcPr>
-            <w:tcW w:type="dxa" w:w="1310"/>
-          </w:tcPr>
-          <w:p>
-            <w:r/>
-            <w:r>
-              <w:t>4</w:t>
-            </w:r>
-          </w:p>
-        </w:tc>
-        <w:tc>
-          <w:tcPr>
-            <w:tcW w:type="dxa" w:w="1778"/>
-          </w:tcPr>
-          <w:p>
-            <w:r/>
-            <w:r>
-              <w:t>listener</w:t>
-            </w:r>
-            <w:r>
-              <w:br/>
-            </w:r>
-            <w:r>
               <w:t>hub</w:t>
             </w:r>
           </w:p>
         </w:tc>
         <w:tc>
           <w:tcPr>
-            <w:tcW w:type="dxa" w:w="1217"/>
-          </w:tcPr>
-          <w:p>
-            <w:r/>
-            <w:r>
-              <w:t>POST</w:t>
-            </w:r>
-            <w:r>
-              <w:br/>
-            </w:r>
-            <w:r>
-              <w:t>DELETE</w:t>
+            <w:tcW w:type="dxa" w:w="2340"/>
+          </w:tcPr>
+          <w:p>
+            <w:r/>
+            <w:r>
+              <w:t>POST, DELETE</w:t>
             </w:r>
           </w:p>
         </w:tc>
@@ -2411,7 +2613,7 @@
       <w:r>
         <w:drawing>
           <wp:inline xmlns:a="http://schemas.openxmlformats.org/drawingml/2006/main" xmlns:pic="http://schemas.openxmlformats.org/drawingml/2006/picture">
-            <wp:extent cx="5394960" cy="4119325"/>
+            <wp:extent cx="5394960" cy="4455311"/>
             <wp:docPr id="3" name="Picture 3"/>
             <wp:cNvGraphicFramePr>
               <a:graphicFrameLocks noChangeAspect="1"/>
@@ -2432,7 +2634,7 @@
                   <pic:spPr>
                     <a:xfrm>
                       <a:off x="0" y="0"/>
-                      <a:ext cx="5394960" cy="4119325"/>
+                      <a:ext cx="5394960" cy="4455311"/>
                     </a:xfrm>
                     <a:prstGeom prst="rect"/>
                   </pic:spPr>
@@ -2488,7 +2690,7 @@
         </w:trPr>
         <w:tc>
           <w:tcPr>
-            <w:tcW w:type="dxa" w:w="1123"/>
+            <w:tcW w:type="dxa" w:w="1030"/>
           </w:tcPr>
           <w:p>
             <w:r/>
@@ -2502,7 +2704,7 @@
         </w:tc>
         <w:tc>
           <w:tcPr>
-            <w:tcW w:type="dxa" w:w="2246"/>
+            <w:tcW w:type="dxa" w:w="1872"/>
           </w:tcPr>
           <w:p>
             <w:r/>
@@ -2516,7 +2718,7 @@
         </w:tc>
         <w:tc>
           <w:tcPr>
-            <w:tcW w:type="dxa" w:w="1310"/>
+            <w:tcW w:type="dxa" w:w="1217"/>
           </w:tcPr>
           <w:p>
             <w:r/>
@@ -2530,7 +2732,7 @@
         </w:tc>
         <w:tc>
           <w:tcPr>
-            <w:tcW w:type="dxa" w:w="1872"/>
+            <w:tcW w:type="dxa" w:w="1591"/>
           </w:tcPr>
           <w:p>
             <w:r/>
@@ -2544,7 +2746,7 @@
         </w:tc>
         <w:tc>
           <w:tcPr>
-            <w:tcW w:type="dxa" w:w="1498"/>
+            <w:tcW w:type="dxa" w:w="1310"/>
           </w:tcPr>
           <w:p>
             <w:r/>
@@ -2558,7 +2760,7 @@
         </w:tc>
         <w:tc>
           <w:tcPr>
-            <w:tcW w:type="dxa" w:w="1310"/>
+            <w:tcW w:type="dxa" w:w="2340"/>
           </w:tcPr>
           <w:p>
             <w:r/>
@@ -2574,7 +2776,7 @@
       <w:tr>
         <w:tc>
           <w:tcPr>
-            <w:tcW w:type="dxa" w:w="1123"/>
+            <w:tcW w:type="dxa" w:w="1030"/>
           </w:tcPr>
           <w:p>
             <w:r/>
@@ -2585,7 +2787,7 @@
         </w:tc>
         <w:tc>
           <w:tcPr>
-            <w:tcW w:type="dxa" w:w="2246"/>
+            <w:tcW w:type="dxa" w:w="1872"/>
           </w:tcPr>
           <w:p>
             <w:r/>
@@ -2596,57 +2798,45 @@
         </w:tc>
         <w:tc>
           <w:tcPr>
+            <w:tcW w:type="dxa" w:w="1217"/>
+          </w:tcPr>
+          <w:p>
+            <w:r/>
+            <w:r>
+              <w:t>5</w:t>
+            </w:r>
+          </w:p>
+        </w:tc>
+        <w:tc>
+          <w:tcPr>
+            <w:tcW w:type="dxa" w:w="1591"/>
+          </w:tcPr>
+          <w:p>
+            <w:r/>
+            <w:r>
+              <w:t>Optional</w:t>
+            </w:r>
+          </w:p>
+        </w:tc>
+        <w:tc>
+          <w:tcPr>
             <w:tcW w:type="dxa" w:w="1310"/>
           </w:tcPr>
           <w:p>
             <w:r/>
             <w:r>
-              <w:t>5</w:t>
-            </w:r>
-          </w:p>
-        </w:tc>
-        <w:tc>
-          <w:tcPr>
-            <w:tcW w:type="dxa" w:w="1872"/>
-          </w:tcPr>
-          <w:p>
-            <w:r/>
-            <w:r>
-              <w:t>Optional</w:t>
-            </w:r>
-          </w:p>
-        </w:tc>
-        <w:tc>
-          <w:tcPr>
-            <w:tcW w:type="dxa" w:w="1498"/>
-          </w:tcPr>
-          <w:p>
-            <w:r/>
-            <w:r>
               <w:t>individual</w:t>
             </w:r>
-            <w:r>
-              <w:br/>
-            </w:r>
-            <w:r>
-              <w:t>organization</w:t>
-            </w:r>
-          </w:p>
-        </w:tc>
-        <w:tc>
-          <w:tcPr>
-            <w:tcW w:type="dxa" w:w="1310"/>
-          </w:tcPr>
-          <w:p>
-            <w:r/>
-            <w:r>
-              <w:t>GET</w:t>
-            </w:r>
-            <w:r>
-              <w:br/>
-            </w:r>
-            <w:r>
-              <w:t>GET /id</w:t>
+          </w:p>
+        </w:tc>
+        <w:tc>
+          <w:tcPr>
+            <w:tcW w:type="dxa" w:w="2340"/>
+          </w:tcPr>
+          <w:p>
+            <w:r/>
+            <w:r>
+              <w:t>GET, GET /id</w:t>
             </w:r>
           </w:p>
         </w:tc>
@@ -2654,7 +2844,7 @@
       <w:tr>
         <w:tc>
           <w:tcPr>
-            <w:tcW w:type="dxa" w:w="1123"/>
+            <w:tcW w:type="dxa" w:w="1030"/>
           </w:tcPr>
           <w:p>
             <w:r/>
@@ -2665,7 +2855,7 @@
         </w:tc>
         <w:tc>
           <w:tcPr>
-            <w:tcW w:type="dxa" w:w="2246"/>
+            <w:tcW w:type="dxa" w:w="1872"/>
           </w:tcPr>
           <w:p>
             <w:r/>
@@ -2676,57 +2866,45 @@
         </w:tc>
         <w:tc>
           <w:tcPr>
+            <w:tcW w:type="dxa" w:w="1217"/>
+          </w:tcPr>
+          <w:p>
+            <w:r/>
+            <w:r>
+              <w:t>5</w:t>
+            </w:r>
+          </w:p>
+        </w:tc>
+        <w:tc>
+          <w:tcPr>
+            <w:tcW w:type="dxa" w:w="1591"/>
+          </w:tcPr>
+          <w:p>
+            <w:r/>
+            <w:r>
+              <w:t>Optional</w:t>
+            </w:r>
+          </w:p>
+        </w:tc>
+        <w:tc>
+          <w:tcPr>
             <w:tcW w:type="dxa" w:w="1310"/>
           </w:tcPr>
           <w:p>
             <w:r/>
             <w:r>
-              <w:t>4</w:t>
-            </w:r>
-          </w:p>
-        </w:tc>
-        <w:tc>
-          <w:tcPr>
-            <w:tcW w:type="dxa" w:w="1872"/>
-          </w:tcPr>
-          <w:p>
-            <w:r/>
-            <w:r>
-              <w:t>Optional</w:t>
-            </w:r>
-          </w:p>
-        </w:tc>
-        <w:tc>
-          <w:tcPr>
-            <w:tcW w:type="dxa" w:w="1498"/>
-          </w:tcPr>
-          <w:p>
-            <w:r/>
-            <w:r>
-              <w:t>individual</w:t>
-            </w:r>
-            <w:r>
-              <w:br/>
-            </w:r>
-            <w:r>
               <w:t>organization</w:t>
             </w:r>
           </w:p>
         </w:tc>
         <w:tc>
           <w:tcPr>
-            <w:tcW w:type="dxa" w:w="1310"/>
-          </w:tcPr>
-          <w:p>
-            <w:r/>
-            <w:r>
-              <w:t>GET</w:t>
-            </w:r>
-            <w:r>
-              <w:br/>
-            </w:r>
-            <w:r>
-              <w:t>GET /id</w:t>
+            <w:tcW w:type="dxa" w:w="2340"/>
+          </w:tcPr>
+          <w:p>
+            <w:r/>
+            <w:r>
+              <w:t>GET, GET /id</w:t>
             </w:r>
           </w:p>
         </w:tc>
@@ -2734,23 +2912,45 @@
       <w:tr>
         <w:tc>
           <w:tcPr>
-            <w:tcW w:type="dxa" w:w="1123"/>
-          </w:tcPr>
-          <w:p>
-            <w:r/>
-            <w:r>
-              <w:t>TMF669</w:t>
-            </w:r>
-          </w:p>
-        </w:tc>
-        <w:tc>
-          <w:tcPr>
-            <w:tcW w:type="dxa" w:w="2246"/>
-          </w:tcPr>
-          <w:p>
-            <w:r/>
-            <w:r>
-              <w:t>Party Role Management API</w:t>
+            <w:tcW w:type="dxa" w:w="1030"/>
+          </w:tcPr>
+          <w:p>
+            <w:r/>
+            <w:r>
+              <w:t>TMF632</w:t>
+            </w:r>
+          </w:p>
+        </w:tc>
+        <w:tc>
+          <w:tcPr>
+            <w:tcW w:type="dxa" w:w="1872"/>
+          </w:tcPr>
+          <w:p>
+            <w:r/>
+            <w:r>
+              <w:t>Party Management API</w:t>
+            </w:r>
+          </w:p>
+        </w:tc>
+        <w:tc>
+          <w:tcPr>
+            <w:tcW w:type="dxa" w:w="1217"/>
+          </w:tcPr>
+          <w:p>
+            <w:r/>
+            <w:r>
+              <w:t>4</w:t>
+            </w:r>
+          </w:p>
+        </w:tc>
+        <w:tc>
+          <w:tcPr>
+            <w:tcW w:type="dxa" w:w="1591"/>
+          </w:tcPr>
+          <w:p>
+            <w:r/>
+            <w:r>
+              <w:t>Optional</w:t>
             </w:r>
           </w:p>
         </w:tc>
@@ -2761,46 +2961,18 @@
           <w:p>
             <w:r/>
             <w:r>
-              <w:t>5</w:t>
-            </w:r>
-          </w:p>
-        </w:tc>
-        <w:tc>
-          <w:tcPr>
-            <w:tcW w:type="dxa" w:w="1872"/>
-          </w:tcPr>
-          <w:p>
-            <w:r/>
-            <w:r>
-              <w:t>Optional</w:t>
-            </w:r>
-          </w:p>
-        </w:tc>
-        <w:tc>
-          <w:tcPr>
-            <w:tcW w:type="dxa" w:w="1498"/>
-          </w:tcPr>
-          <w:p>
-            <w:r/>
-            <w:r>
-              <w:t>partyRole</w:t>
-            </w:r>
-          </w:p>
-        </w:tc>
-        <w:tc>
-          <w:tcPr>
-            <w:tcW w:type="dxa" w:w="1310"/>
-          </w:tcPr>
-          <w:p>
-            <w:r/>
-            <w:r>
-              <w:t>GET</w:t>
-            </w:r>
-            <w:r>
-              <w:br/>
-            </w:r>
-            <w:r>
-              <w:t>GET /id</w:t>
+              <w:t>individual</w:t>
+            </w:r>
+          </w:p>
+        </w:tc>
+        <w:tc>
+          <w:tcPr>
+            <w:tcW w:type="dxa" w:w="2340"/>
+          </w:tcPr>
+          <w:p>
+            <w:r/>
+            <w:r>
+              <w:t>GET, GET /id</w:t>
             </w:r>
           </w:p>
         </w:tc>
@@ -2808,23 +2980,45 @@
       <w:tr>
         <w:tc>
           <w:tcPr>
-            <w:tcW w:type="dxa" w:w="1123"/>
-          </w:tcPr>
-          <w:p>
-            <w:r/>
-            <w:r>
-              <w:t>TMF669</w:t>
-            </w:r>
-          </w:p>
-        </w:tc>
-        <w:tc>
-          <w:tcPr>
-            <w:tcW w:type="dxa" w:w="2246"/>
-          </w:tcPr>
-          <w:p>
-            <w:r/>
-            <w:r>
-              <w:t>Party Role Management API</w:t>
+            <w:tcW w:type="dxa" w:w="1030"/>
+          </w:tcPr>
+          <w:p>
+            <w:r/>
+            <w:r>
+              <w:t>TMF632</w:t>
+            </w:r>
+          </w:p>
+        </w:tc>
+        <w:tc>
+          <w:tcPr>
+            <w:tcW w:type="dxa" w:w="1872"/>
+          </w:tcPr>
+          <w:p>
+            <w:r/>
+            <w:r>
+              <w:t>Party Management API</w:t>
+            </w:r>
+          </w:p>
+        </w:tc>
+        <w:tc>
+          <w:tcPr>
+            <w:tcW w:type="dxa" w:w="1217"/>
+          </w:tcPr>
+          <w:p>
+            <w:r/>
+            <w:r>
+              <w:t>4</w:t>
+            </w:r>
+          </w:p>
+        </w:tc>
+        <w:tc>
+          <w:tcPr>
+            <w:tcW w:type="dxa" w:w="1591"/>
+          </w:tcPr>
+          <w:p>
+            <w:r/>
+            <w:r>
+              <w:t>Optional</w:t>
             </w:r>
           </w:p>
         </w:tc>
@@ -2835,46 +3029,18 @@
           <w:p>
             <w:r/>
             <w:r>
-              <w:t>4</w:t>
-            </w:r>
-          </w:p>
-        </w:tc>
-        <w:tc>
-          <w:tcPr>
-            <w:tcW w:type="dxa" w:w="1872"/>
-          </w:tcPr>
-          <w:p>
-            <w:r/>
-            <w:r>
-              <w:t>Optional</w:t>
-            </w:r>
-          </w:p>
-        </w:tc>
-        <w:tc>
-          <w:tcPr>
-            <w:tcW w:type="dxa" w:w="1498"/>
-          </w:tcPr>
-          <w:p>
-            <w:r/>
-            <w:r>
-              <w:t>partyRole</w:t>
-            </w:r>
-          </w:p>
-        </w:tc>
-        <w:tc>
-          <w:tcPr>
-            <w:tcW w:type="dxa" w:w="1310"/>
-          </w:tcPr>
-          <w:p>
-            <w:r/>
-            <w:r>
-              <w:t>GET</w:t>
-            </w:r>
-            <w:r>
-              <w:br/>
-            </w:r>
-            <w:r>
-              <w:t>GET /id</w:t>
+              <w:t>organization</w:t>
+            </w:r>
+          </w:p>
+        </w:tc>
+        <w:tc>
+          <w:tcPr>
+            <w:tcW w:type="dxa" w:w="2340"/>
+          </w:tcPr>
+          <w:p>
+            <w:r/>
+            <w:r>
+              <w:t>GET, GET /id</w:t>
             </w:r>
           </w:p>
         </w:tc>
@@ -2882,23 +3048,45 @@
       <w:tr>
         <w:tc>
           <w:tcPr>
-            <w:tcW w:type="dxa" w:w="1123"/>
-          </w:tcPr>
-          <w:p>
-            <w:r/>
-            <w:r>
-              <w:t>TMF646</w:t>
-            </w:r>
-          </w:p>
-        </w:tc>
-        <w:tc>
-          <w:tcPr>
-            <w:tcW w:type="dxa" w:w="2246"/>
-          </w:tcPr>
-          <w:p>
-            <w:r/>
-            <w:r>
-              <w:t>Appointment Management API</w:t>
+            <w:tcW w:type="dxa" w:w="1030"/>
+          </w:tcPr>
+          <w:p>
+            <w:r/>
+            <w:r>
+              <w:t>TMF669</w:t>
+            </w:r>
+          </w:p>
+        </w:tc>
+        <w:tc>
+          <w:tcPr>
+            <w:tcW w:type="dxa" w:w="1872"/>
+          </w:tcPr>
+          <w:p>
+            <w:r/>
+            <w:r>
+              <w:t>Party Role Management API</w:t>
+            </w:r>
+          </w:p>
+        </w:tc>
+        <w:tc>
+          <w:tcPr>
+            <w:tcW w:type="dxa" w:w="1217"/>
+          </w:tcPr>
+          <w:p>
+            <w:r/>
+            <w:r>
+              <w:t>5</w:t>
+            </w:r>
+          </w:p>
+        </w:tc>
+        <w:tc>
+          <w:tcPr>
+            <w:tcW w:type="dxa" w:w="1591"/>
+          </w:tcPr>
+          <w:p>
+            <w:r/>
+            <w:r>
+              <w:t>Optional</w:t>
             </w:r>
           </w:p>
         </w:tc>
@@ -2909,70 +3097,18 @@
           <w:p>
             <w:r/>
             <w:r>
-              <w:t>4</w:t>
-            </w:r>
-          </w:p>
-        </w:tc>
-        <w:tc>
-          <w:tcPr>
-            <w:tcW w:type="dxa" w:w="1872"/>
-          </w:tcPr>
-          <w:p>
-            <w:r/>
-            <w:r>
-              <w:t>Mandatory</w:t>
-            </w:r>
-          </w:p>
-        </w:tc>
-        <w:tc>
-          <w:tcPr>
-            <w:tcW w:type="dxa" w:w="1498"/>
-          </w:tcPr>
-          <w:p>
-            <w:r/>
-            <w:r>
-              <w:t>appointment</w:t>
-            </w:r>
-            <w:r>
-              <w:br/>
-            </w:r>
-            <w:r>
-              <w:t>searchTimeSlot</w:t>
-            </w:r>
-          </w:p>
-        </w:tc>
-        <w:tc>
-          <w:tcPr>
-            <w:tcW w:type="dxa" w:w="1310"/>
-          </w:tcPr>
-          <w:p>
-            <w:r/>
-            <w:r>
-              <w:t>GET</w:t>
-            </w:r>
-            <w:r>
-              <w:br/>
-            </w:r>
-            <w:r>
-              <w:t>GET /id</w:t>
-            </w:r>
-            <w:r>
-              <w:br/>
-            </w:r>
-            <w:r>
-              <w:t>POST</w:t>
-            </w:r>
-            <w:r>
-              <w:br/>
-            </w:r>
-            <w:r>
-              <w:t>PATCH /id</w:t>
-            </w:r>
-            <w:r>
-              <w:br/>
-            </w:r>
-            <w:r>
-              <w:t>DELETE /id</w:t>
+              <w:t>partyRole</w:t>
+            </w:r>
+          </w:p>
+        </w:tc>
+        <w:tc>
+          <w:tcPr>
+            <w:tcW w:type="dxa" w:w="2340"/>
+          </w:tcPr>
+          <w:p>
+            <w:r/>
+            <w:r>
+              <w:t>GET, GET /id</w:t>
             </w:r>
           </w:p>
         </w:tc>
@@ -2980,23 +3116,45 @@
       <w:tr>
         <w:tc>
           <w:tcPr>
-            <w:tcW w:type="dxa" w:w="1123"/>
-          </w:tcPr>
-          <w:p>
-            <w:r/>
-            <w:r>
-              <w:t>TMF701</w:t>
-            </w:r>
-          </w:p>
-        </w:tc>
-        <w:tc>
-          <w:tcPr>
-            <w:tcW w:type="dxa" w:w="2246"/>
-          </w:tcPr>
-          <w:p>
-            <w:r/>
-            <w:r>
-              <w:t>Process Flow Management API</w:t>
+            <w:tcW w:type="dxa" w:w="1030"/>
+          </w:tcPr>
+          <w:p>
+            <w:r/>
+            <w:r>
+              <w:t>TMF669</w:t>
+            </w:r>
+          </w:p>
+        </w:tc>
+        <w:tc>
+          <w:tcPr>
+            <w:tcW w:type="dxa" w:w="1872"/>
+          </w:tcPr>
+          <w:p>
+            <w:r/>
+            <w:r>
+              <w:t>Party Role Management API</w:t>
+            </w:r>
+          </w:p>
+        </w:tc>
+        <w:tc>
+          <w:tcPr>
+            <w:tcW w:type="dxa" w:w="1217"/>
+          </w:tcPr>
+          <w:p>
+            <w:r/>
+            <w:r>
+              <w:t>4</w:t>
+            </w:r>
+          </w:p>
+        </w:tc>
+        <w:tc>
+          <w:tcPr>
+            <w:tcW w:type="dxa" w:w="1591"/>
+          </w:tcPr>
+          <w:p>
+            <w:r/>
+            <w:r>
+              <w:t>Optional</w:t>
             </w:r>
           </w:p>
         </w:tc>
@@ -3007,70 +3165,18 @@
           <w:p>
             <w:r/>
             <w:r>
-              <w:t>4</w:t>
-            </w:r>
-          </w:p>
-        </w:tc>
-        <w:tc>
-          <w:tcPr>
-            <w:tcW w:type="dxa" w:w="1872"/>
-          </w:tcPr>
-          <w:p>
-            <w:r/>
-            <w:r>
-              <w:t>Optional</w:t>
-            </w:r>
-          </w:p>
-        </w:tc>
-        <w:tc>
-          <w:tcPr>
-            <w:tcW w:type="dxa" w:w="1498"/>
-          </w:tcPr>
-          <w:p>
-            <w:r/>
-            <w:r>
-              <w:t>processFlow</w:t>
-            </w:r>
-            <w:r>
-              <w:br/>
-            </w:r>
-            <w:r>
-              <w:t>taskFlow</w:t>
-            </w:r>
-          </w:p>
-        </w:tc>
-        <w:tc>
-          <w:tcPr>
-            <w:tcW w:type="dxa" w:w="1310"/>
-          </w:tcPr>
-          <w:p>
-            <w:r/>
-            <w:r>
-              <w:t>GET</w:t>
-            </w:r>
-            <w:r>
-              <w:br/>
-            </w:r>
-            <w:r>
-              <w:t>GET /id</w:t>
-            </w:r>
-            <w:r>
-              <w:br/>
-            </w:r>
-            <w:r>
-              <w:t>POST</w:t>
-            </w:r>
-            <w:r>
-              <w:br/>
-            </w:r>
-            <w:r>
-              <w:t>DELETE</w:t>
-            </w:r>
-            <w:r>
-              <w:br/>
-            </w:r>
-            <w:r>
-              <w:t>PATCH</w:t>
+              <w:t>partyRole</w:t>
+            </w:r>
+          </w:p>
+        </w:tc>
+        <w:tc>
+          <w:tcPr>
+            <w:tcW w:type="dxa" w:w="2340"/>
+          </w:tcPr>
+          <w:p>
+            <w:r/>
+            <w:r>
+              <w:t>GET, GET /id</w:t>
             </w:r>
           </w:p>
         </w:tc>
@@ -3078,7 +3184,279 @@
       <w:tr>
         <w:tc>
           <w:tcPr>
-            <w:tcW w:type="dxa" w:w="1123"/>
+            <w:tcW w:type="dxa" w:w="1030"/>
+          </w:tcPr>
+          <w:p>
+            <w:r/>
+            <w:r>
+              <w:t>TMF646</w:t>
+            </w:r>
+          </w:p>
+        </w:tc>
+        <w:tc>
+          <w:tcPr>
+            <w:tcW w:type="dxa" w:w="1872"/>
+          </w:tcPr>
+          <w:p>
+            <w:r/>
+            <w:r>
+              <w:t>Appointment Management API</w:t>
+            </w:r>
+          </w:p>
+        </w:tc>
+        <w:tc>
+          <w:tcPr>
+            <w:tcW w:type="dxa" w:w="1217"/>
+          </w:tcPr>
+          <w:p>
+            <w:r/>
+            <w:r>
+              <w:t>4</w:t>
+            </w:r>
+          </w:p>
+        </w:tc>
+        <w:tc>
+          <w:tcPr>
+            <w:tcW w:type="dxa" w:w="1591"/>
+          </w:tcPr>
+          <w:p>
+            <w:r/>
+            <w:r>
+              <w:t>Mandatory</w:t>
+            </w:r>
+          </w:p>
+        </w:tc>
+        <w:tc>
+          <w:tcPr>
+            <w:tcW w:type="dxa" w:w="1310"/>
+          </w:tcPr>
+          <w:p>
+            <w:r/>
+            <w:r>
+              <w:t>appointment</w:t>
+            </w:r>
+          </w:p>
+        </w:tc>
+        <w:tc>
+          <w:tcPr>
+            <w:tcW w:type="dxa" w:w="2340"/>
+          </w:tcPr>
+          <w:p>
+            <w:r/>
+            <w:r>
+              <w:t>GET, GET /id, POST, PATCH /id, DELETE /id</w:t>
+            </w:r>
+          </w:p>
+        </w:tc>
+      </w:tr>
+      <w:tr>
+        <w:tc>
+          <w:tcPr>
+            <w:tcW w:type="dxa" w:w="1030"/>
+          </w:tcPr>
+          <w:p>
+            <w:r/>
+            <w:r>
+              <w:t>TMF646</w:t>
+            </w:r>
+          </w:p>
+        </w:tc>
+        <w:tc>
+          <w:tcPr>
+            <w:tcW w:type="dxa" w:w="1872"/>
+          </w:tcPr>
+          <w:p>
+            <w:r/>
+            <w:r>
+              <w:t>Appointment Management API</w:t>
+            </w:r>
+          </w:p>
+        </w:tc>
+        <w:tc>
+          <w:tcPr>
+            <w:tcW w:type="dxa" w:w="1217"/>
+          </w:tcPr>
+          <w:p>
+            <w:r/>
+            <w:r>
+              <w:t>4</w:t>
+            </w:r>
+          </w:p>
+        </w:tc>
+        <w:tc>
+          <w:tcPr>
+            <w:tcW w:type="dxa" w:w="1591"/>
+          </w:tcPr>
+          <w:p>
+            <w:r/>
+            <w:r>
+              <w:t>Mandatory</w:t>
+            </w:r>
+          </w:p>
+        </w:tc>
+        <w:tc>
+          <w:tcPr>
+            <w:tcW w:type="dxa" w:w="1310"/>
+          </w:tcPr>
+          <w:p>
+            <w:r/>
+            <w:r>
+              <w:t>searchTimeSlot</w:t>
+            </w:r>
+          </w:p>
+        </w:tc>
+        <w:tc>
+          <w:tcPr>
+            <w:tcW w:type="dxa" w:w="2340"/>
+          </w:tcPr>
+          <w:p>
+            <w:r/>
+            <w:r>
+              <w:t>GET, GET /id, POST, PATCH /id, DELETE /id</w:t>
+            </w:r>
+          </w:p>
+        </w:tc>
+      </w:tr>
+      <w:tr>
+        <w:tc>
+          <w:tcPr>
+            <w:tcW w:type="dxa" w:w="1030"/>
+          </w:tcPr>
+          <w:p>
+            <w:r/>
+            <w:r>
+              <w:t>TMF701</w:t>
+            </w:r>
+          </w:p>
+        </w:tc>
+        <w:tc>
+          <w:tcPr>
+            <w:tcW w:type="dxa" w:w="1872"/>
+          </w:tcPr>
+          <w:p>
+            <w:r/>
+            <w:r>
+              <w:t>UNRESOLVED-TMF701</w:t>
+            </w:r>
+          </w:p>
+        </w:tc>
+        <w:tc>
+          <w:tcPr>
+            <w:tcW w:type="dxa" w:w="1217"/>
+          </w:tcPr>
+          <w:p>
+            <w:r/>
+            <w:r>
+              <w:t>4</w:t>
+            </w:r>
+          </w:p>
+        </w:tc>
+        <w:tc>
+          <w:tcPr>
+            <w:tcW w:type="dxa" w:w="1591"/>
+          </w:tcPr>
+          <w:p>
+            <w:r/>
+            <w:r>
+              <w:t>Optional</w:t>
+            </w:r>
+          </w:p>
+        </w:tc>
+        <w:tc>
+          <w:tcPr>
+            <w:tcW w:type="dxa" w:w="1310"/>
+          </w:tcPr>
+          <w:p>
+            <w:r/>
+            <w:r>
+              <w:t>processFlow</w:t>
+            </w:r>
+          </w:p>
+        </w:tc>
+        <w:tc>
+          <w:tcPr>
+            <w:tcW w:type="dxa" w:w="2340"/>
+          </w:tcPr>
+          <w:p>
+            <w:r/>
+            <w:r>
+              <w:t>GET, GET /id, POST, DELETE</w:t>
+            </w:r>
+          </w:p>
+        </w:tc>
+      </w:tr>
+      <w:tr>
+        <w:tc>
+          <w:tcPr>
+            <w:tcW w:type="dxa" w:w="1030"/>
+          </w:tcPr>
+          <w:p>
+            <w:r/>
+            <w:r>
+              <w:t>TMF701</w:t>
+            </w:r>
+          </w:p>
+        </w:tc>
+        <w:tc>
+          <w:tcPr>
+            <w:tcW w:type="dxa" w:w="1872"/>
+          </w:tcPr>
+          <w:p>
+            <w:r/>
+            <w:r>
+              <w:t>UNRESOLVED-TMF701</w:t>
+            </w:r>
+          </w:p>
+        </w:tc>
+        <w:tc>
+          <w:tcPr>
+            <w:tcW w:type="dxa" w:w="1217"/>
+          </w:tcPr>
+          <w:p>
+            <w:r/>
+            <w:r>
+              <w:t>4</w:t>
+            </w:r>
+          </w:p>
+        </w:tc>
+        <w:tc>
+          <w:tcPr>
+            <w:tcW w:type="dxa" w:w="1591"/>
+          </w:tcPr>
+          <w:p>
+            <w:r/>
+            <w:r>
+              <w:t>Optional</w:t>
+            </w:r>
+          </w:p>
+        </w:tc>
+        <w:tc>
+          <w:tcPr>
+            <w:tcW w:type="dxa" w:w="1310"/>
+          </w:tcPr>
+          <w:p>
+            <w:r/>
+            <w:r>
+              <w:t>taskFlow</w:t>
+            </w:r>
+          </w:p>
+        </w:tc>
+        <w:tc>
+          <w:tcPr>
+            <w:tcW w:type="dxa" w:w="2340"/>
+          </w:tcPr>
+          <w:p>
+            <w:r/>
+            <w:r>
+              <w:t>GET, GET /id, PATCH</w:t>
+            </w:r>
+          </w:p>
+        </w:tc>
+      </w:tr>
+      <w:tr>
+        <w:tc>
+          <w:tcPr>
+            <w:tcW w:type="dxa" w:w="1030"/>
           </w:tcPr>
           <w:p>
             <w:r/>
@@ -3089,12 +3467,34 @@
         </w:tc>
         <w:tc>
           <w:tcPr>
-            <w:tcW w:type="dxa" w:w="2246"/>
-          </w:tcPr>
-          <w:p>
-            <w:r/>
-            <w:r>
-              <w:t>Event Management API</w:t>
+            <w:tcW w:type="dxa" w:w="1872"/>
+          </w:tcPr>
+          <w:p>
+            <w:r/>
+            <w:r>
+              <w:t>UNRESOLVED-TMF688</w:t>
+            </w:r>
+          </w:p>
+        </w:tc>
+        <w:tc>
+          <w:tcPr>
+            <w:tcW w:type="dxa" w:w="1217"/>
+          </w:tcPr>
+          <w:p>
+            <w:r/>
+            <w:r>
+              <w:t>4</w:t>
+            </w:r>
+          </w:p>
+        </w:tc>
+        <w:tc>
+          <w:tcPr>
+            <w:tcW w:type="dxa" w:w="1591"/>
+          </w:tcPr>
+          <w:p>
+            <w:r/>
+            <w:r>
+              <w:t>Optional</w:t>
             </w:r>
           </w:p>
         </w:tc>
@@ -3105,46 +3505,18 @@
           <w:p>
             <w:r/>
             <w:r>
-              <w:t>4</w:t>
-            </w:r>
-          </w:p>
-        </w:tc>
-        <w:tc>
-          <w:tcPr>
-            <w:tcW w:type="dxa" w:w="1872"/>
-          </w:tcPr>
-          <w:p>
-            <w:r/>
-            <w:r>
-              <w:t>Optional</w:t>
-            </w:r>
-          </w:p>
-        </w:tc>
-        <w:tc>
-          <w:tcPr>
-            <w:tcW w:type="dxa" w:w="1498"/>
-          </w:tcPr>
-          <w:p>
-            <w:r/>
-            <w:r>
               <w:t>event</w:t>
             </w:r>
           </w:p>
         </w:tc>
         <w:tc>
           <w:tcPr>
-            <w:tcW w:type="dxa" w:w="1310"/>
-          </w:tcPr>
-          <w:p>
-            <w:r/>
-            <w:r>
-              <w:t>GET</w:t>
-            </w:r>
-            <w:r>
-              <w:br/>
-            </w:r>
-            <w:r>
-              <w:t>GET /id</w:t>
+            <w:tcW w:type="dxa" w:w="2340"/>
+          </w:tcPr>
+          <w:p>
+            <w:r/>
+            <w:r>
+              <w:t>GET, GET /id</w:t>
             </w:r>
           </w:p>
         </w:tc>
@@ -3242,7 +3614,7 @@
         </w:trPr>
         <w:tc>
           <w:tcPr>
-            <w:tcW w:type="dxa" w:w="1310"/>
+            <w:tcW w:type="dxa" w:w="1404"/>
           </w:tcPr>
           <w:p>
             <w:r/>
@@ -3256,7 +3628,7 @@
         </w:tc>
         <w:tc>
           <w:tcPr>
-            <w:tcW w:type="dxa" w:w="3744"/>
+            <w:tcW w:type="dxa" w:w="2714"/>
           </w:tcPr>
           <w:p>
             <w:r/>
@@ -3270,7 +3642,7 @@
         </w:tc>
         <w:tc>
           <w:tcPr>
-            <w:tcW w:type="dxa" w:w="4306"/>
+            <w:tcW w:type="dxa" w:w="5242"/>
           </w:tcPr>
           <w:p>
             <w:r/>
@@ -3286,7 +3658,7 @@
       <w:tr>
         <w:tc>
           <w:tcPr>
-            <w:tcW w:type="dxa" w:w="1310"/>
+            <w:tcW w:type="dxa" w:w="1404"/>
           </w:tcPr>
           <w:p>
             <w:r/>
@@ -3297,18 +3669,18 @@
         </w:tc>
         <w:tc>
           <w:tcPr>
-            <w:tcW w:type="dxa" w:w="3744"/>
-          </w:tcPr>
-          <w:p>
-            <w:r/>
-            <w:r>
-              <w:t>Work Management API</w:t>
-            </w:r>
-          </w:p>
-        </w:tc>
-        <w:tc>
-          <w:tcPr>
-            <w:tcW w:type="dxa" w:w="4306"/>
+            <w:tcW w:type="dxa" w:w="2714"/>
+          </w:tcPr>
+          <w:p>
+            <w:r/>
+            <w:r>
+              <w:t>UNRESOLVED-TMF713</w:t>
+            </w:r>
+          </w:p>
+        </w:tc>
+        <w:tc>
+          <w:tcPr>
+            <w:tcW w:type="dxa" w:w="5242"/>
           </w:tcPr>
           <w:p>
             <w:r/>
@@ -3363,7 +3735,7 @@
       <w:tr>
         <w:tc>
           <w:tcPr>
-            <w:tcW w:type="dxa" w:w="1310"/>
+            <w:tcW w:type="dxa" w:w="1404"/>
           </w:tcPr>
           <w:p>
             <w:r/>
@@ -3374,18 +3746,18 @@
         </w:tc>
         <w:tc>
           <w:tcPr>
-            <w:tcW w:type="dxa" w:w="3744"/>
-          </w:tcPr>
-          <w:p>
-            <w:r/>
-            <w:r>
-              <w:t>Work Order Management API</w:t>
-            </w:r>
-          </w:p>
-        </w:tc>
-        <w:tc>
-          <w:tcPr>
-            <w:tcW w:type="dxa" w:w="4306"/>
+            <w:tcW w:type="dxa" w:w="2714"/>
+          </w:tcPr>
+          <w:p>
+            <w:r/>
+            <w:r>
+              <w:t>UNRESOLVED-TMF697</w:t>
+            </w:r>
+          </w:p>
+        </w:tc>
+        <w:tc>
+          <w:tcPr>
+            <w:tcW w:type="dxa" w:w="5242"/>
           </w:tcPr>
           <w:p>
             <w:r/>
@@ -3440,7 +3812,7 @@
       <w:tr>
         <w:tc>
           <w:tcPr>
-            <w:tcW w:type="dxa" w:w="1310"/>
+            <w:tcW w:type="dxa" w:w="1404"/>
           </w:tcPr>
           <w:p>
             <w:r/>
@@ -3451,18 +3823,18 @@
         </w:tc>
         <w:tc>
           <w:tcPr>
-            <w:tcW w:type="dxa" w:w="3744"/>
-          </w:tcPr>
-          <w:p>
-            <w:r/>
-            <w:r>
-              <w:t>Work Qualification Management API</w:t>
-            </w:r>
-          </w:p>
-        </w:tc>
-        <w:tc>
-          <w:tcPr>
-            <w:tcW w:type="dxa" w:w="4306"/>
+            <w:tcW w:type="dxa" w:w="2714"/>
+          </w:tcPr>
+          <w:p>
+            <w:r/>
+            <w:r>
+              <w:t>UNRESOLVED-TMF714</w:t>
+            </w:r>
+          </w:p>
+        </w:tc>
+        <w:tc>
+          <w:tcPr>
+            <w:tcW w:type="dxa" w:w="5242"/>
           </w:tcPr>
           <w:p>
             <w:r/>
@@ -3511,7 +3883,7 @@
       <w:tr>
         <w:tc>
           <w:tcPr>
-            <w:tcW w:type="dxa" w:w="1310"/>
+            <w:tcW w:type="dxa" w:w="1404"/>
           </w:tcPr>
           <w:p>
             <w:r/>
@@ -3522,18 +3894,18 @@
         </w:tc>
         <w:tc>
           <w:tcPr>
-            <w:tcW w:type="dxa" w:w="3744"/>
-          </w:tcPr>
-          <w:p>
-            <w:r/>
-            <w:r>
-              <w:t>Process Flow Management API</w:t>
-            </w:r>
-          </w:p>
-        </w:tc>
-        <w:tc>
-          <w:tcPr>
-            <w:tcW w:type="dxa" w:w="4306"/>
+            <w:tcW w:type="dxa" w:w="2714"/>
+          </w:tcPr>
+          <w:p>
+            <w:r/>
+            <w:r>
+              <w:t>UNRESOLVED-TMF701</w:t>
+            </w:r>
+          </w:p>
+        </w:tc>
+        <w:tc>
+          <w:tcPr>
+            <w:tcW w:type="dxa" w:w="5242"/>
           </w:tcPr>
           <w:p>
             <w:r/>
@@ -3685,7 +4057,7 @@
         </w:tc>
         <w:tc>
           <w:tcPr>
-            <w:tcW w:type="dxa" w:w="3370"/>
+            <w:tcW w:type="dxa" w:w="3276"/>
           </w:tcPr>
           <w:p>
             <w:r/>
@@ -3699,7 +4071,7 @@
         </w:tc>
         <w:tc>
           <w:tcPr>
-            <w:tcW w:type="dxa" w:w="4680"/>
+            <w:tcW w:type="dxa" w:w="4774"/>
           </w:tcPr>
           <w:p>
             <w:r/>
@@ -3726,7 +4098,7 @@
         </w:tc>
         <w:tc>
           <w:tcPr>
-            <w:tcW w:type="dxa" w:w="3370"/>
+            <w:tcW w:type="dxa" w:w="3276"/>
           </w:tcPr>
           <w:p>
             <w:r/>
@@ -3737,7 +4109,7 @@
         </w:tc>
         <w:tc>
           <w:tcPr>
-            <w:tcW w:type="dxa" w:w="4680"/>
+            <w:tcW w:type="dxa" w:w="4774"/>
           </w:tcPr>
           <w:p>
             <w:r/>
@@ -3803,7 +4175,7 @@
         </w:tc>
         <w:tc>
           <w:tcPr>
-            <w:tcW w:type="dxa" w:w="3370"/>
+            <w:tcW w:type="dxa" w:w="3276"/>
           </w:tcPr>
           <w:p>
             <w:r/>
@@ -3814,7 +4186,7 @@
         </w:tc>
         <w:tc>
           <w:tcPr>
-            <w:tcW w:type="dxa" w:w="4680"/>
+            <w:tcW w:type="dxa" w:w="4774"/>
           </w:tcPr>
           <w:p>
             <w:r/>
@@ -3856,18 +4228,18 @@
         </w:tc>
         <w:tc>
           <w:tcPr>
-            <w:tcW w:type="dxa" w:w="3370"/>
-          </w:tcPr>
-          <w:p>
-            <w:r/>
-            <w:r>
-              <w:t>Process Flow Management API</w:t>
-            </w:r>
-          </w:p>
-        </w:tc>
-        <w:tc>
-          <w:tcPr>
-            <w:tcW w:type="dxa" w:w="4680"/>
+            <w:tcW w:type="dxa" w:w="3276"/>
+          </w:tcPr>
+          <w:p>
+            <w:r/>
+            <w:r>
+              <w:t>UNRESOLVED-TMF701</w:t>
+            </w:r>
+          </w:p>
+        </w:tc>
+        <w:tc>
+          <w:tcPr>
+            <w:tcW w:type="dxa" w:w="4774"/>
           </w:tcPr>
           <w:p>
             <w:r/>
@@ -3939,7 +4311,7 @@
         </w:tc>
         <w:tc>
           <w:tcPr>
-            <w:tcW w:type="dxa" w:w="3370"/>
+            <w:tcW w:type="dxa" w:w="3276"/>
           </w:tcPr>
           <w:p>
             <w:r/>
@@ -3950,7 +4322,7 @@
         </w:tc>
         <w:tc>
           <w:tcPr>
-            <w:tcW w:type="dxa" w:w="4680"/>
+            <w:tcW w:type="dxa" w:w="4774"/>
           </w:tcPr>
           <w:p>
             <w:r/>

--- a/specifications/TMFC061-WorkOrderManagement/Diagrams/TMFC061_Work_Order_Management.docx
+++ b/specifications/TMFC061-WorkOrderManagement/Diagrams/TMFC061_Work_Order_Management.docx
@@ -4169,7 +4169,7 @@
           <w:p>
             <w:r/>
             <w:r>
-              <w:t>TMF632</w:t>
+              <w:t>TMF669</w:t>
             </w:r>
           </w:p>
         </w:tc>
@@ -4180,7 +4180,7 @@
           <w:p>
             <w:r/>
             <w:r>
-              <w:t>Party Management API</w:t>
+              <w:t>Party Role Management API</w:t>
             </w:r>
           </w:p>
         </w:tc>

--- a/specifications/TMFC061-WorkOrderManagement/Diagrams/TMFC061_Work_Order_Management.docx
+++ b/specifications/TMFC061-WorkOrderManagement/Diagrams/TMFC061_Work_Order_Management.docx
@@ -155,6 +155,9 @@
         </w:tc>
       </w:tr>
       <w:tr>
+        <w:trPr>
+          <w:cantSplit/>
+        </w:trPr>
         <w:tc>
           <w:tcPr>
             <w:tcW w:type="dxa" w:w="2340"/>
@@ -358,6 +361,9 @@
         </w:tc>
       </w:tr>
       <w:tr>
+        <w:trPr>
+          <w:cantSplit/>
+        </w:trPr>
         <w:tc>
           <w:tcPr>
             <w:tcW w:type="dxa" w:w="1404"/>
@@ -404,6 +410,9 @@
         </w:tc>
       </w:tr>
       <w:tr>
+        <w:trPr>
+          <w:cantSplit/>
+        </w:trPr>
         <w:tc>
           <w:tcPr>
             <w:tcW w:type="dxa" w:w="1404"/>
@@ -450,6 +459,9 @@
         </w:tc>
       </w:tr>
       <w:tr>
+        <w:trPr>
+          <w:cantSplit/>
+        </w:trPr>
         <w:tc>
           <w:tcPr>
             <w:tcW w:type="dxa" w:w="1404"/>
@@ -502,6 +514,9 @@
         </w:tc>
       </w:tr>
       <w:tr>
+        <w:trPr>
+          <w:cantSplit/>
+        </w:trPr>
         <w:tc>
           <w:tcPr>
             <w:tcW w:type="dxa" w:w="1404"/>
@@ -548,6 +563,9 @@
         </w:tc>
       </w:tr>
       <w:tr>
+        <w:trPr>
+          <w:cantSplit/>
+        </w:trPr>
         <w:tc>
           <w:tcPr>
             <w:tcW w:type="dxa" w:w="1404"/>
@@ -594,6 +612,9 @@
         </w:tc>
       </w:tr>
       <w:tr>
+        <w:trPr>
+          <w:cantSplit/>
+        </w:trPr>
         <w:tc>
           <w:tcPr>
             <w:tcW w:type="dxa" w:w="1404"/>
@@ -640,6 +661,9 @@
         </w:tc>
       </w:tr>
       <w:tr>
+        <w:trPr>
+          <w:cantSplit/>
+        </w:trPr>
         <w:tc>
           <w:tcPr>
             <w:tcW w:type="dxa" w:w="1404"/>
@@ -727,7 +751,7 @@
         </w:trPr>
         <w:tc>
           <w:tcPr>
-            <w:tcW w:type="dxa" w:w="1310"/>
+            <w:tcW w:type="dxa" w:w="1404"/>
           </w:tcPr>
           <w:p>
             <w:r/>
@@ -769,7 +793,7 @@
         </w:tc>
         <w:tc>
           <w:tcPr>
-            <w:tcW w:type="dxa" w:w="2995"/>
+            <w:tcW w:type="dxa" w:w="2902"/>
           </w:tcPr>
           <w:p>
             <w:r/>
@@ -783,14 +807,17 @@
         </w:tc>
       </w:tr>
       <w:tr>
-        <w:tc>
-          <w:tcPr>
-            <w:tcW w:type="dxa" w:w="1310"/>
-          </w:tcPr>
-          <w:p>
-            <w:r/>
-            <w:r>
-              <w:t>Workforce</w:t>
+        <w:trPr>
+          <w:cantSplit/>
+        </w:trPr>
+        <w:tc>
+          <w:tcPr>
+            <w:tcW w:type="dxa" w:w="1404"/>
+          </w:tcPr>
+          <w:p>
+            <w:r/>
+            <w:r>
+              <w:t>Workforce ABE</w:t>
             </w:r>
           </w:p>
         </w:tc>
@@ -812,13 +839,13 @@
           <w:p>
             <w:r/>
             <w:r>
-              <w:t>Work Specification</w:t>
-            </w:r>
-          </w:p>
-        </w:tc>
-        <w:tc>
-          <w:tcPr>
-            <w:tcW w:type="dxa" w:w="2995"/>
+              <w:t>Work Specification ABE</w:t>
+            </w:r>
+          </w:p>
+        </w:tc>
+        <w:tc>
+          <w:tcPr>
+            <w:tcW w:type="dxa" w:w="2902"/>
           </w:tcPr>
           <w:p>
             <w:r/>
@@ -829,14 +856,17 @@
         </w:tc>
       </w:tr>
       <w:tr>
-        <w:tc>
-          <w:tcPr>
-            <w:tcW w:type="dxa" w:w="1310"/>
-          </w:tcPr>
-          <w:p>
-            <w:r/>
-            <w:r>
-              <w:t>Project</w:t>
+        <w:trPr>
+          <w:cantSplit/>
+        </w:trPr>
+        <w:tc>
+          <w:tcPr>
+            <w:tcW w:type="dxa" w:w="1404"/>
+          </w:tcPr>
+          <w:p>
+            <w:r/>
+            <w:r>
+              <w:t>Project ABE</w:t>
             </w:r>
           </w:p>
         </w:tc>
@@ -858,13 +888,13 @@
           <w:p>
             <w:r/>
             <w:r>
-              <w:t>Work Order</w:t>
-            </w:r>
-          </w:p>
-        </w:tc>
-        <w:tc>
-          <w:tcPr>
-            <w:tcW w:type="dxa" w:w="2995"/>
+              <w:t>Work Order ABE</w:t>
+            </w:r>
+          </w:p>
+        </w:tc>
+        <w:tc>
+          <w:tcPr>
+            <w:tcW w:type="dxa" w:w="2902"/>
           </w:tcPr>
           <w:p>
             <w:r/>
@@ -948,7 +978,7 @@
               <w:rPr>
                 <w:b/>
               </w:rPr>
-              <w:t>Aggregate Function Level 1</w:t>
+              <w:t>Aggregate Function L1</w:t>
             </w:r>
           </w:p>
         </w:tc>
@@ -962,7 +992,7 @@
               <w:rPr>
                 <w:b/>
               </w:rPr>
-              <w:t>Aggregate Function Level 2</w:t>
+              <w:t>Aggregate Function L2</w:t>
             </w:r>
           </w:p>
         </w:tc>
@@ -982,6 +1012,9 @@
         </w:tc>
       </w:tr>
       <w:tr>
+        <w:trPr>
+          <w:cantSplit/>
+        </w:trPr>
         <w:tc>
           <w:tcPr>
             <w:tcW w:type="dxa" w:w="1123"/>
@@ -1039,6 +1072,9 @@
         </w:tc>
       </w:tr>
       <w:tr>
+        <w:trPr>
+          <w:cantSplit/>
+        </w:trPr>
         <w:tc>
           <w:tcPr>
             <w:tcW w:type="dxa" w:w="1123"/>
@@ -1096,6 +1132,9 @@
         </w:tc>
       </w:tr>
       <w:tr>
+        <w:trPr>
+          <w:cantSplit/>
+        </w:trPr>
         <w:tc>
           <w:tcPr>
             <w:tcW w:type="dxa" w:w="1123"/>
@@ -1153,6 +1192,9 @@
         </w:tc>
       </w:tr>
       <w:tr>
+        <w:trPr>
+          <w:cantSplit/>
+        </w:trPr>
         <w:tc>
           <w:tcPr>
             <w:tcW w:type="dxa" w:w="1123"/>
@@ -1210,6 +1252,9 @@
         </w:tc>
       </w:tr>
       <w:tr>
+        <w:trPr>
+          <w:cantSplit/>
+        </w:trPr>
         <w:tc>
           <w:tcPr>
             <w:tcW w:type="dxa" w:w="1123"/>
@@ -1267,6 +1312,9 @@
         </w:tc>
       </w:tr>
       <w:tr>
+        <w:trPr>
+          <w:cantSplit/>
+        </w:trPr>
         <w:tc>
           <w:tcPr>
             <w:tcW w:type="dxa" w:w="1123"/>
@@ -1324,6 +1372,9 @@
         </w:tc>
       </w:tr>
       <w:tr>
+        <w:trPr>
+          <w:cantSplit/>
+        </w:trPr>
         <w:tc>
           <w:tcPr>
             <w:tcW w:type="dxa" w:w="1123"/>
@@ -1381,6 +1432,9 @@
         </w:tc>
       </w:tr>
       <w:tr>
+        <w:trPr>
+          <w:cantSplit/>
+        </w:trPr>
         <w:tc>
           <w:tcPr>
             <w:tcW w:type="dxa" w:w="1123"/>
@@ -1438,6 +1492,9 @@
         </w:tc>
       </w:tr>
       <w:tr>
+        <w:trPr>
+          <w:cantSplit/>
+        </w:trPr>
         <w:tc>
           <w:tcPr>
             <w:tcW w:type="dxa" w:w="1123"/>
@@ -1495,6 +1552,9 @@
         </w:tc>
       </w:tr>
       <w:tr>
+        <w:trPr>
+          <w:cantSplit/>
+        </w:trPr>
         <w:tc>
           <w:tcPr>
             <w:tcW w:type="dxa" w:w="1123"/>
@@ -1552,6 +1612,9 @@
         </w:tc>
       </w:tr>
       <w:tr>
+        <w:trPr>
+          <w:cantSplit/>
+        </w:trPr>
         <w:tc>
           <w:tcPr>
             <w:tcW w:type="dxa" w:w="1123"/>
@@ -1609,6 +1672,9 @@
         </w:tc>
       </w:tr>
       <w:tr>
+        <w:trPr>
+          <w:cantSplit/>
+        </w:trPr>
         <w:tc>
           <w:tcPr>
             <w:tcW w:type="dxa" w:w="1123"/>
@@ -1666,6 +1732,9 @@
         </w:tc>
       </w:tr>
       <w:tr>
+        <w:trPr>
+          <w:cantSplit/>
+        </w:trPr>
         <w:tc>
           <w:tcPr>
             <w:tcW w:type="dxa" w:w="1123"/>
@@ -1928,6 +1997,9 @@
         </w:tc>
       </w:tr>
       <w:tr>
+        <w:trPr>
+          <w:cantSplit/>
+        </w:trPr>
         <w:tc>
           <w:tcPr>
             <w:tcW w:type="dxa" w:w="1030"/>
@@ -1996,6 +2068,9 @@
         </w:tc>
       </w:tr>
       <w:tr>
+        <w:trPr>
+          <w:cantSplit/>
+        </w:trPr>
         <w:tc>
           <w:tcPr>
             <w:tcW w:type="dxa" w:w="1030"/>
@@ -2064,6 +2139,9 @@
         </w:tc>
       </w:tr>
       <w:tr>
+        <w:trPr>
+          <w:cantSplit/>
+        </w:trPr>
         <w:tc>
           <w:tcPr>
             <w:tcW w:type="dxa" w:w="1030"/>
@@ -2132,6 +2210,9 @@
         </w:tc>
       </w:tr>
       <w:tr>
+        <w:trPr>
+          <w:cantSplit/>
+        </w:trPr>
         <w:tc>
           <w:tcPr>
             <w:tcW w:type="dxa" w:w="1030"/>
@@ -2200,6 +2281,9 @@
         </w:tc>
       </w:tr>
       <w:tr>
+        <w:trPr>
+          <w:cantSplit/>
+        </w:trPr>
         <w:tc>
           <w:tcPr>
             <w:tcW w:type="dxa" w:w="1030"/>
@@ -2268,6 +2352,9 @@
         </w:tc>
       </w:tr>
       <w:tr>
+        <w:trPr>
+          <w:cantSplit/>
+        </w:trPr>
         <w:tc>
           <w:tcPr>
             <w:tcW w:type="dxa" w:w="1030"/>
@@ -2336,6 +2423,9 @@
         </w:tc>
       </w:tr>
       <w:tr>
+        <w:trPr>
+          <w:cantSplit/>
+        </w:trPr>
         <w:tc>
           <w:tcPr>
             <w:tcW w:type="dxa" w:w="1030"/>
@@ -2404,6 +2494,9 @@
         </w:tc>
       </w:tr>
       <w:tr>
+        <w:trPr>
+          <w:cantSplit/>
+        </w:trPr>
         <w:tc>
           <w:tcPr>
             <w:tcW w:type="dxa" w:w="1030"/>
@@ -2472,6 +2565,9 @@
         </w:tc>
       </w:tr>
       <w:tr>
+        <w:trPr>
+          <w:cantSplit/>
+        </w:trPr>
         <w:tc>
           <w:tcPr>
             <w:tcW w:type="dxa" w:w="1030"/>
@@ -2540,6 +2636,9 @@
         </w:tc>
       </w:tr>
       <w:tr>
+        <w:trPr>
+          <w:cantSplit/>
+        </w:trPr>
         <w:tc>
           <w:tcPr>
             <w:tcW w:type="dxa" w:w="1030"/>
@@ -2774,6 +2873,9 @@
         </w:tc>
       </w:tr>
       <w:tr>
+        <w:trPr>
+          <w:cantSplit/>
+        </w:trPr>
         <w:tc>
           <w:tcPr>
             <w:tcW w:type="dxa" w:w="1030"/>
@@ -2842,6 +2944,9 @@
         </w:tc>
       </w:tr>
       <w:tr>
+        <w:trPr>
+          <w:cantSplit/>
+        </w:trPr>
         <w:tc>
           <w:tcPr>
             <w:tcW w:type="dxa" w:w="1030"/>
@@ -2910,6 +3015,9 @@
         </w:tc>
       </w:tr>
       <w:tr>
+        <w:trPr>
+          <w:cantSplit/>
+        </w:trPr>
         <w:tc>
           <w:tcPr>
             <w:tcW w:type="dxa" w:w="1030"/>
@@ -2978,6 +3086,9 @@
         </w:tc>
       </w:tr>
       <w:tr>
+        <w:trPr>
+          <w:cantSplit/>
+        </w:trPr>
         <w:tc>
           <w:tcPr>
             <w:tcW w:type="dxa" w:w="1030"/>
@@ -3046,6 +3157,9 @@
         </w:tc>
       </w:tr>
       <w:tr>
+        <w:trPr>
+          <w:cantSplit/>
+        </w:trPr>
         <w:tc>
           <w:tcPr>
             <w:tcW w:type="dxa" w:w="1030"/>
@@ -3114,6 +3228,9 @@
         </w:tc>
       </w:tr>
       <w:tr>
+        <w:trPr>
+          <w:cantSplit/>
+        </w:trPr>
         <w:tc>
           <w:tcPr>
             <w:tcW w:type="dxa" w:w="1030"/>
@@ -3182,6 +3299,9 @@
         </w:tc>
       </w:tr>
       <w:tr>
+        <w:trPr>
+          <w:cantSplit/>
+        </w:trPr>
         <w:tc>
           <w:tcPr>
             <w:tcW w:type="dxa" w:w="1030"/>
@@ -3250,6 +3370,9 @@
         </w:tc>
       </w:tr>
       <w:tr>
+        <w:trPr>
+          <w:cantSplit/>
+        </w:trPr>
         <w:tc>
           <w:tcPr>
             <w:tcW w:type="dxa" w:w="1030"/>
@@ -3318,6 +3441,9 @@
         </w:tc>
       </w:tr>
       <w:tr>
+        <w:trPr>
+          <w:cantSplit/>
+        </w:trPr>
         <w:tc>
           <w:tcPr>
             <w:tcW w:type="dxa" w:w="1030"/>
@@ -3386,6 +3512,9 @@
         </w:tc>
       </w:tr>
       <w:tr>
+        <w:trPr>
+          <w:cantSplit/>
+        </w:trPr>
         <w:tc>
           <w:tcPr>
             <w:tcW w:type="dxa" w:w="1030"/>
@@ -3454,6 +3583,9 @@
         </w:tc>
       </w:tr>
       <w:tr>
+        <w:trPr>
+          <w:cantSplit/>
+        </w:trPr>
         <w:tc>
           <w:tcPr>
             <w:tcW w:type="dxa" w:w="1030"/>
@@ -3656,6 +3788,9 @@
         </w:tc>
       </w:tr>
       <w:tr>
+        <w:trPr>
+          <w:cantSplit/>
+        </w:trPr>
         <w:tc>
           <w:tcPr>
             <w:tcW w:type="dxa" w:w="1404"/>
@@ -3733,6 +3868,9 @@
         </w:tc>
       </w:tr>
       <w:tr>
+        <w:trPr>
+          <w:cantSplit/>
+        </w:trPr>
         <w:tc>
           <w:tcPr>
             <w:tcW w:type="dxa" w:w="1404"/>
@@ -3810,6 +3948,9 @@
         </w:tc>
       </w:tr>
       <w:tr>
+        <w:trPr>
+          <w:cantSplit/>
+        </w:trPr>
         <w:tc>
           <w:tcPr>
             <w:tcW w:type="dxa" w:w="1404"/>
@@ -3881,6 +4022,9 @@
         </w:tc>
       </w:tr>
       <w:tr>
+        <w:trPr>
+          <w:cantSplit/>
+        </w:trPr>
         <w:tc>
           <w:tcPr>
             <w:tcW w:type="dxa" w:w="1404"/>
@@ -4085,6 +4229,9 @@
         </w:tc>
       </w:tr>
       <w:tr>
+        <w:trPr>
+          <w:cantSplit/>
+        </w:trPr>
         <w:tc>
           <w:tcPr>
             <w:tcW w:type="dxa" w:w="1310"/>
@@ -4162,6 +4309,9 @@
         </w:tc>
       </w:tr>
       <w:tr>
+        <w:trPr>
+          <w:cantSplit/>
+        </w:trPr>
         <w:tc>
           <w:tcPr>
             <w:tcW w:type="dxa" w:w="1310"/>
@@ -4215,6 +4365,9 @@
         </w:tc>
       </w:tr>
       <w:tr>
+        <w:trPr>
+          <w:cantSplit/>
+        </w:trPr>
         <w:tc>
           <w:tcPr>
             <w:tcW w:type="dxa" w:w="1310"/>
@@ -4298,6 +4451,9 @@
         </w:tc>
       </w:tr>
       <w:tr>
+        <w:trPr>
+          <w:cantSplit/>
+        </w:trPr>
         <w:tc>
           <w:tcPr>
             <w:tcW w:type="dxa" w:w="1310"/>
@@ -4502,6 +4658,9 @@
         </w:tc>
       </w:tr>
       <w:tr>
+        <w:trPr>
+          <w:cantSplit/>
+        </w:trPr>
         <w:tc>
           <w:tcPr>
             <w:tcW w:type="dxa" w:w="5990"/>
@@ -4526,6 +4685,9 @@
         </w:tc>
       </w:tr>
       <w:tr>
+        <w:trPr>
+          <w:cantSplit/>
+        </w:trPr>
         <w:tc>
           <w:tcPr>
             <w:tcW w:type="dxa" w:w="5990"/>
@@ -4550,6 +4712,9 @@
         </w:tc>
       </w:tr>
       <w:tr>
+        <w:trPr>
+          <w:cantSplit/>
+        </w:trPr>
         <w:tc>
           <w:tcPr>
             <w:tcW w:type="dxa" w:w="5990"/>
@@ -4711,6 +4876,9 @@
         </w:tc>
       </w:tr>
       <w:tr>
+        <w:trPr>
+          <w:cantSplit/>
+        </w:trPr>
         <w:tc>
           <w:tcPr>
             <w:tcW w:type="dxa" w:w="2059"/>
@@ -4757,6 +4925,9 @@
         </w:tc>
       </w:tr>
       <w:tr>
+        <w:trPr>
+          <w:cantSplit/>
+        </w:trPr>
         <w:tc>
           <w:tcPr>
             <w:tcW w:type="dxa" w:w="2059"/>
@@ -4895,6 +5066,9 @@
         </w:tc>
       </w:tr>
       <w:tr>
+        <w:trPr>
+          <w:cantSplit/>
+        </w:trPr>
         <w:tc>
           <w:tcPr>
             <w:tcW w:type="dxa" w:w="1778"/>
@@ -4941,6 +5115,9 @@
         </w:tc>
       </w:tr>
       <w:tr>
+        <w:trPr>
+          <w:cantSplit/>
+        </w:trPr>
         <w:tc>
           <w:tcPr>
             <w:tcW w:type="dxa" w:w="1778"/>
@@ -5069,6 +5246,9 @@
         </w:tc>
       </w:tr>
       <w:tr>
+        <w:trPr>
+          <w:cantSplit/>
+        </w:trPr>
         <w:tc>
           <w:tcPr>
             <w:tcW w:type="dxa" w:w="4399"/>
